--- a/작업일지/22주차.docx
+++ b/작업일지/22주차.docx
@@ -342,12 +342,85 @@
           </w:tcPr>
           <w:p>
             <w:pPr>
+              <w:pStyle w:val="a3"/>
+              <w:numPr>
+                <w:ilvl w:val="0"/>
+                <w:numId w:val="15"/>
+              </w:numPr>
+              <w:ind w:leftChars="0"/>
               <w:jc w:val="left"/>
               <w:rPr>
                 <w:b/>
                 <w:bCs/>
               </w:rPr>
             </w:pPr>
+            <w:r>
+              <w:rPr>
+                <w:b/>
+                <w:bCs/>
+              </w:rPr>
+              <w:t>조명 색상 반전 문제 해결</w:t>
+            </w:r>
+          </w:p>
+          <w:p>
+            <w:pPr>
+              <w:pStyle w:val="a3"/>
+              <w:numPr>
+                <w:ilvl w:val="0"/>
+                <w:numId w:val="15"/>
+              </w:numPr>
+              <w:ind w:leftChars="0"/>
+              <w:jc w:val="left"/>
+              <w:rPr>
+                <w:b/>
+                <w:bCs/>
+              </w:rPr>
+            </w:pPr>
+            <w:r>
+              <w:rPr>
+                <w:b/>
+                <w:bCs/>
+              </w:rPr>
+              <w:t xml:space="preserve">directional light의 </w:t>
+            </w:r>
+            <w:proofErr w:type="spellStart"/>
+            <w:r>
+              <w:rPr>
+                <w:b/>
+                <w:bCs/>
+              </w:rPr>
+              <w:t>메쉬마다</w:t>
+            </w:r>
+            <w:proofErr w:type="spellEnd"/>
+            <w:r>
+              <w:rPr>
+                <w:b/>
+                <w:bCs/>
+              </w:rPr>
+              <w:t xml:space="preserve"> 비정상적인 빛의 세기</w:t>
+            </w:r>
+          </w:p>
+          <w:p>
+            <w:pPr>
+              <w:pStyle w:val="a3"/>
+              <w:numPr>
+                <w:ilvl w:val="0"/>
+                <w:numId w:val="15"/>
+              </w:numPr>
+              <w:ind w:leftChars="0"/>
+              <w:jc w:val="left"/>
+              <w:rPr>
+                <w:b/>
+                <w:bCs/>
+              </w:rPr>
+            </w:pPr>
+            <w:r>
+              <w:rPr>
+                <w:b/>
+                <w:bCs/>
+              </w:rPr>
+              <w:t>카메라 이동으로 인한 버그 해결</w:t>
+            </w:r>
           </w:p>
         </w:tc>
       </w:tr>
@@ -379,8 +452,4531 @@
     </w:p>
     <w:p>
       <w:pPr>
-        <w:jc w:val="left"/>
-        <w:rPr>
+        <w:pStyle w:val="a3"/>
+        <w:numPr>
+          <w:ilvl w:val="0"/>
+          <w:numId w:val="16"/>
+        </w:numPr>
+        <w:ind w:leftChars="0"/>
+        <w:jc w:val="left"/>
+        <w:rPr>
+          <w:rFonts w:hint="eastAsia"/>
+          <w:b/>
+          <w:bCs/>
+          <w:sz w:val="40"/>
+          <w:szCs w:val="40"/>
+        </w:rPr>
+      </w:pPr>
+      <w:r>
+        <w:rPr>
+          <w:rFonts w:hint="eastAsia"/>
+          <w:b/>
+          <w:bCs/>
+          <w:sz w:val="40"/>
+          <w:szCs w:val="40"/>
+        </w:rPr>
+        <w:t xml:space="preserve"> </w:t>
+      </w:r>
+      <w:r>
+        <w:rPr>
+          <w:b/>
+          <w:bCs/>
+          <w:sz w:val="40"/>
+          <w:szCs w:val="40"/>
+        </w:rPr>
+        <w:t>조명 색상 반전 문제 해결</w:t>
+      </w:r>
+    </w:p>
+    <w:p>
+      <w:pPr>
+        <w:jc w:val="left"/>
+        <w:rPr>
+          <w:b/>
+          <w:sz w:val="22"/>
+        </w:rPr>
+      </w:pPr>
+      <w:r>
+        <w:rPr>
+          <w:b/>
+          <w:sz w:val="22"/>
+        </w:rPr>
+        <w:drawing>
+          <wp:inline distT="0" distB="0" distL="0" distR="0" wp14:anchorId="43785160" wp14:editId="614A8A30">
+            <wp:extent cx="2886075" cy="2838450"/>
+            <wp:effectExtent l="0" t="0" r="9525" b="0"/>
+            <wp:docPr id="1251855340" name="그림 14" descr="잔디이(가) 표시된 사진&#10;&#10;AI 생성 콘텐츠는 정확하지 않을 수 있습니다."/>
+            <wp:cNvGraphicFramePr>
+              <a:graphicFrameLocks xmlns:a="http://schemas.openxmlformats.org/drawingml/2006/main" noChangeAspect="1"/>
+            </wp:cNvGraphicFramePr>
+            <a:graphic xmlns:a="http://schemas.openxmlformats.org/drawingml/2006/main">
+              <a:graphicData uri="http://schemas.openxmlformats.org/drawingml/2006/picture">
+                <pic:pic xmlns:pic="http://schemas.openxmlformats.org/drawingml/2006/picture">
+                  <pic:nvPicPr>
+                    <pic:cNvPr id="1251855340" name="그림 14" descr="잔디이(가) 표시된 사진&#10;&#10;AI 생성 콘텐츠는 정확하지 않을 수 있습니다."/>
+                    <pic:cNvPicPr>
+                      <a:picLocks noChangeAspect="1" noChangeArrowheads="1"/>
+                    </pic:cNvPicPr>
+                  </pic:nvPicPr>
+                  <pic:blipFill>
+                    <a:blip r:embed="rId7">
+                      <a:extLst>
+                        <a:ext uri="{28A0092B-C50C-407E-A947-70E740481C1C}">
+                          <a14:useLocalDpi xmlns:a14="http://schemas.microsoft.com/office/drawing/2010/main" val="0"/>
+                        </a:ext>
+                      </a:extLst>
+                    </a:blip>
+                    <a:srcRect/>
+                    <a:stretch>
+                      <a:fillRect/>
+                    </a:stretch>
+                  </pic:blipFill>
+                  <pic:spPr bwMode="auto">
+                    <a:xfrm>
+                      <a:off x="0" y="0"/>
+                      <a:ext cx="2886075" cy="2838450"/>
+                    </a:xfrm>
+                    <a:prstGeom prst="rect">
+                      <a:avLst/>
+                    </a:prstGeom>
+                    <a:noFill/>
+                    <a:ln>
+                      <a:noFill/>
+                    </a:ln>
+                  </pic:spPr>
+                </pic:pic>
+              </a:graphicData>
+            </a:graphic>
+          </wp:inline>
+        </w:drawing>
+      </w:r>
+      <w:r>
+        <w:rPr>
+          <w:b/>
+          <w:sz w:val="22"/>
+        </w:rPr>
+        <w:drawing>
+          <wp:inline distT="0" distB="0" distL="0" distR="0" wp14:anchorId="79D6A883" wp14:editId="03A43167">
+            <wp:extent cx="2867025" cy="2171700"/>
+            <wp:effectExtent l="0" t="0" r="9525" b="0"/>
+            <wp:docPr id="803750053" name="그림 13" descr="포스트잇 노트, 그린, 잔디이(가) 표시된 사진&#10;&#10;AI 생성 콘텐츠는 정확하지 않을 수 있습니다."/>
+            <wp:cNvGraphicFramePr>
+              <a:graphicFrameLocks xmlns:a="http://schemas.openxmlformats.org/drawingml/2006/main" noChangeAspect="1"/>
+            </wp:cNvGraphicFramePr>
+            <a:graphic xmlns:a="http://schemas.openxmlformats.org/drawingml/2006/main">
+              <a:graphicData uri="http://schemas.openxmlformats.org/drawingml/2006/picture">
+                <pic:pic xmlns:pic="http://schemas.openxmlformats.org/drawingml/2006/picture">
+                  <pic:nvPicPr>
+                    <pic:cNvPr id="803750053" name="그림 13" descr="포스트잇 노트, 그린, 잔디이(가) 표시된 사진&#10;&#10;AI 생성 콘텐츠는 정확하지 않을 수 있습니다."/>
+                    <pic:cNvPicPr>
+                      <a:picLocks noChangeAspect="1" noChangeArrowheads="1"/>
+                    </pic:cNvPicPr>
+                  </pic:nvPicPr>
+                  <pic:blipFill>
+                    <a:blip r:embed="rId8">
+                      <a:extLst>
+                        <a:ext uri="{28A0092B-C50C-407E-A947-70E740481C1C}">
+                          <a14:useLocalDpi xmlns:a14="http://schemas.microsoft.com/office/drawing/2010/main" val="0"/>
+                        </a:ext>
+                      </a:extLst>
+                    </a:blip>
+                    <a:srcRect/>
+                    <a:stretch>
+                      <a:fillRect/>
+                    </a:stretch>
+                  </pic:blipFill>
+                  <pic:spPr bwMode="auto">
+                    <a:xfrm>
+                      <a:off x="0" y="0"/>
+                      <a:ext cx="2867025" cy="2171700"/>
+                    </a:xfrm>
+                    <a:prstGeom prst="rect">
+                      <a:avLst/>
+                    </a:prstGeom>
+                    <a:noFill/>
+                    <a:ln>
+                      <a:noFill/>
+                    </a:ln>
+                  </pic:spPr>
+                </pic:pic>
+              </a:graphicData>
+            </a:graphic>
+          </wp:inline>
+        </w:drawing>
+      </w:r>
+    </w:p>
+    <w:p>
+      <w:pPr>
+        <w:jc w:val="left"/>
+        <w:rPr>
+          <w:b/>
+          <w:sz w:val="22"/>
+        </w:rPr>
+      </w:pPr>
+      <w:r>
+        <w:rPr>
+          <w:b/>
+          <w:sz w:val="22"/>
+        </w:rPr>
+        <w:tab/>
+      </w:r>
+      <w:r>
+        <w:rPr>
+          <w:b/>
+          <w:sz w:val="22"/>
+        </w:rPr>
+        <w:tab/>
+        <w:t xml:space="preserve">y 기준 변환 다 </w:t>
+      </w:r>
+      <w:proofErr w:type="spellStart"/>
+      <w:r>
+        <w:rPr>
+          <w:b/>
+          <w:sz w:val="22"/>
+        </w:rPr>
+        <w:t>올바른듯</w:t>
+      </w:r>
+      <w:proofErr w:type="spellEnd"/>
+      <w:r>
+        <w:rPr>
+          <w:b/>
+          <w:sz w:val="22"/>
+        </w:rPr>
+        <w:t>?</w:t>
+      </w:r>
+    </w:p>
+    <w:p>
+      <w:pPr>
+        <w:jc w:val="left"/>
+        <w:rPr>
+          <w:b/>
+          <w:sz w:val="22"/>
+        </w:rPr>
+      </w:pPr>
+      <w:r>
+        <w:rPr>
+          <w:b/>
+          <w:sz w:val="22"/>
+        </w:rPr>
+        <w:drawing>
+          <wp:inline distT="0" distB="0" distL="0" distR="0" wp14:anchorId="3B0BA539" wp14:editId="4D07E75A">
+            <wp:extent cx="2819400" cy="2095500"/>
+            <wp:effectExtent l="0" t="0" r="0" b="0"/>
+            <wp:docPr id="1956455633" name="그림 12" descr="무덤이(가) 표시된 사진&#10;&#10;AI 생성 콘텐츠는 정확하지 않을 수 있습니다."/>
+            <wp:cNvGraphicFramePr>
+              <a:graphicFrameLocks xmlns:a="http://schemas.openxmlformats.org/drawingml/2006/main" noChangeAspect="1"/>
+            </wp:cNvGraphicFramePr>
+            <a:graphic xmlns:a="http://schemas.openxmlformats.org/drawingml/2006/main">
+              <a:graphicData uri="http://schemas.openxmlformats.org/drawingml/2006/picture">
+                <pic:pic xmlns:pic="http://schemas.openxmlformats.org/drawingml/2006/picture">
+                  <pic:nvPicPr>
+                    <pic:cNvPr id="1956455633" name="그림 12" descr="무덤이(가) 표시된 사진&#10;&#10;AI 생성 콘텐츠는 정확하지 않을 수 있습니다."/>
+                    <pic:cNvPicPr>
+                      <a:picLocks noChangeAspect="1" noChangeArrowheads="1"/>
+                    </pic:cNvPicPr>
+                  </pic:nvPicPr>
+                  <pic:blipFill>
+                    <a:blip r:embed="rId9">
+                      <a:extLst>
+                        <a:ext uri="{28A0092B-C50C-407E-A947-70E740481C1C}">
+                          <a14:useLocalDpi xmlns:a14="http://schemas.microsoft.com/office/drawing/2010/main" val="0"/>
+                        </a:ext>
+                      </a:extLst>
+                    </a:blip>
+                    <a:srcRect/>
+                    <a:stretch>
+                      <a:fillRect/>
+                    </a:stretch>
+                  </pic:blipFill>
+                  <pic:spPr bwMode="auto">
+                    <a:xfrm>
+                      <a:off x="0" y="0"/>
+                      <a:ext cx="2819400" cy="2095500"/>
+                    </a:xfrm>
+                    <a:prstGeom prst="rect">
+                      <a:avLst/>
+                    </a:prstGeom>
+                    <a:noFill/>
+                    <a:ln>
+                      <a:noFill/>
+                    </a:ln>
+                  </pic:spPr>
+                </pic:pic>
+              </a:graphicData>
+            </a:graphic>
+          </wp:inline>
+        </w:drawing>
+      </w:r>
+      <w:r>
+        <w:rPr>
+          <w:b/>
+          <w:sz w:val="22"/>
+        </w:rPr>
+        <w:drawing>
+          <wp:inline distT="0" distB="0" distL="0" distR="0" wp14:anchorId="48CE4A75" wp14:editId="4343449B">
+            <wp:extent cx="2314575" cy="1885950"/>
+            <wp:effectExtent l="0" t="0" r="9525" b="0"/>
+            <wp:docPr id="876967873" name="그림 11" descr="포스트잇 노트, 다채로움, 그린이(가) 표시된 사진&#10;&#10;AI 생성 콘텐츠는 정확하지 않을 수 있습니다."/>
+            <wp:cNvGraphicFramePr>
+              <a:graphicFrameLocks xmlns:a="http://schemas.openxmlformats.org/drawingml/2006/main" noChangeAspect="1"/>
+            </wp:cNvGraphicFramePr>
+            <a:graphic xmlns:a="http://schemas.openxmlformats.org/drawingml/2006/main">
+              <a:graphicData uri="http://schemas.openxmlformats.org/drawingml/2006/picture">
+                <pic:pic xmlns:pic="http://schemas.openxmlformats.org/drawingml/2006/picture">
+                  <pic:nvPicPr>
+                    <pic:cNvPr id="876967873" name="그림 11" descr="포스트잇 노트, 다채로움, 그린이(가) 표시된 사진&#10;&#10;AI 생성 콘텐츠는 정확하지 않을 수 있습니다."/>
+                    <pic:cNvPicPr>
+                      <a:picLocks noChangeAspect="1" noChangeArrowheads="1"/>
+                    </pic:cNvPicPr>
+                  </pic:nvPicPr>
+                  <pic:blipFill>
+                    <a:blip r:embed="rId10">
+                      <a:extLst>
+                        <a:ext uri="{28A0092B-C50C-407E-A947-70E740481C1C}">
+                          <a14:useLocalDpi xmlns:a14="http://schemas.microsoft.com/office/drawing/2010/main" val="0"/>
+                        </a:ext>
+                      </a:extLst>
+                    </a:blip>
+                    <a:srcRect/>
+                    <a:stretch>
+                      <a:fillRect/>
+                    </a:stretch>
+                  </pic:blipFill>
+                  <pic:spPr bwMode="auto">
+                    <a:xfrm>
+                      <a:off x="0" y="0"/>
+                      <a:ext cx="2314575" cy="1885950"/>
+                    </a:xfrm>
+                    <a:prstGeom prst="rect">
+                      <a:avLst/>
+                    </a:prstGeom>
+                    <a:noFill/>
+                    <a:ln>
+                      <a:noFill/>
+                    </a:ln>
+                  </pic:spPr>
+                </pic:pic>
+              </a:graphicData>
+            </a:graphic>
+          </wp:inline>
+        </w:drawing>
+      </w:r>
+    </w:p>
+    <w:p>
+      <w:pPr>
+        <w:jc w:val="left"/>
+        <w:rPr>
+          <w:b/>
+          <w:sz w:val="22"/>
+        </w:rPr>
+      </w:pPr>
+      <w:r>
+        <w:rPr>
+          <w:b/>
+          <w:sz w:val="22"/>
+        </w:rPr>
+        <w:tab/>
+      </w:r>
+      <w:r>
+        <w:rPr>
+          <w:b/>
+          <w:sz w:val="22"/>
+        </w:rPr>
+        <w:tab/>
+        <w:t xml:space="preserve">z 기준 180도일때 반전, 90도와 270도일때 </w:t>
+      </w:r>
+      <w:proofErr w:type="spellStart"/>
+      <w:r>
+        <w:rPr>
+          <w:b/>
+          <w:sz w:val="22"/>
+        </w:rPr>
+        <w:t>과도한라이팅</w:t>
+      </w:r>
+      <w:proofErr w:type="spellEnd"/>
+    </w:p>
+    <w:p>
+      <w:pPr>
+        <w:jc w:val="left"/>
+        <w:rPr>
+          <w:b/>
+          <w:sz w:val="22"/>
+        </w:rPr>
+      </w:pPr>
+      <w:r>
+        <w:rPr>
+          <w:b/>
+          <w:sz w:val="22"/>
+        </w:rPr>
+        <w:lastRenderedPageBreak/>
+        <w:drawing>
+          <wp:inline distT="0" distB="0" distL="0" distR="0" wp14:anchorId="2D0B40AC" wp14:editId="06ABD125">
+            <wp:extent cx="3495675" cy="3171825"/>
+            <wp:effectExtent l="0" t="0" r="9525" b="9525"/>
+            <wp:docPr id="1436328218" name="그림 10" descr="잔디, 식물이(가) 표시된 사진&#10;&#10;AI 생성 콘텐츠는 정확하지 않을 수 있습니다."/>
+            <wp:cNvGraphicFramePr>
+              <a:graphicFrameLocks xmlns:a="http://schemas.openxmlformats.org/drawingml/2006/main" noChangeAspect="1"/>
+            </wp:cNvGraphicFramePr>
+            <a:graphic xmlns:a="http://schemas.openxmlformats.org/drawingml/2006/main">
+              <a:graphicData uri="http://schemas.openxmlformats.org/drawingml/2006/picture">
+                <pic:pic xmlns:pic="http://schemas.openxmlformats.org/drawingml/2006/picture">
+                  <pic:nvPicPr>
+                    <pic:cNvPr id="1436328218" name="그림 10" descr="잔디, 식물이(가) 표시된 사진&#10;&#10;AI 생성 콘텐츠는 정확하지 않을 수 있습니다."/>
+                    <pic:cNvPicPr>
+                      <a:picLocks noChangeAspect="1" noChangeArrowheads="1"/>
+                    </pic:cNvPicPr>
+                  </pic:nvPicPr>
+                  <pic:blipFill>
+                    <a:blip r:embed="rId11">
+                      <a:extLst>
+                        <a:ext uri="{28A0092B-C50C-407E-A947-70E740481C1C}">
+                          <a14:useLocalDpi xmlns:a14="http://schemas.microsoft.com/office/drawing/2010/main" val="0"/>
+                        </a:ext>
+                      </a:extLst>
+                    </a:blip>
+                    <a:srcRect/>
+                    <a:stretch>
+                      <a:fillRect/>
+                    </a:stretch>
+                  </pic:blipFill>
+                  <pic:spPr bwMode="auto">
+                    <a:xfrm>
+                      <a:off x="0" y="0"/>
+                      <a:ext cx="3495675" cy="3171825"/>
+                    </a:xfrm>
+                    <a:prstGeom prst="rect">
+                      <a:avLst/>
+                    </a:prstGeom>
+                    <a:noFill/>
+                    <a:ln>
+                      <a:noFill/>
+                    </a:ln>
+                  </pic:spPr>
+                </pic:pic>
+              </a:graphicData>
+            </a:graphic>
+          </wp:inline>
+        </w:drawing>
+      </w:r>
+      <w:r>
+        <w:rPr>
+          <w:b/>
+          <w:sz w:val="22"/>
+        </w:rPr>
+        <w:drawing>
+          <wp:inline distT="0" distB="0" distL="0" distR="0" wp14:anchorId="23BCDBFB" wp14:editId="08831BF6">
+            <wp:extent cx="3248025" cy="2247900"/>
+            <wp:effectExtent l="0" t="0" r="9525" b="0"/>
+            <wp:docPr id="1271072033" name="그림 9" descr="포스트잇 노트, 그린, 아동 미술, 잔디이(가) 표시된 사진&#10;&#10;AI 생성 콘텐츠는 정확하지 않을 수 있습니다."/>
+            <wp:cNvGraphicFramePr>
+              <a:graphicFrameLocks xmlns:a="http://schemas.openxmlformats.org/drawingml/2006/main" noChangeAspect="1"/>
+            </wp:cNvGraphicFramePr>
+            <a:graphic xmlns:a="http://schemas.openxmlformats.org/drawingml/2006/main">
+              <a:graphicData uri="http://schemas.openxmlformats.org/drawingml/2006/picture">
+                <pic:pic xmlns:pic="http://schemas.openxmlformats.org/drawingml/2006/picture">
+                  <pic:nvPicPr>
+                    <pic:cNvPr id="1271072033" name="그림 9" descr="포스트잇 노트, 그린, 아동 미술, 잔디이(가) 표시된 사진&#10;&#10;AI 생성 콘텐츠는 정확하지 않을 수 있습니다."/>
+                    <pic:cNvPicPr>
+                      <a:picLocks noChangeAspect="1" noChangeArrowheads="1"/>
+                    </pic:cNvPicPr>
+                  </pic:nvPicPr>
+                  <pic:blipFill>
+                    <a:blip r:embed="rId12">
+                      <a:extLst>
+                        <a:ext uri="{28A0092B-C50C-407E-A947-70E740481C1C}">
+                          <a14:useLocalDpi xmlns:a14="http://schemas.microsoft.com/office/drawing/2010/main" val="0"/>
+                        </a:ext>
+                      </a:extLst>
+                    </a:blip>
+                    <a:srcRect/>
+                    <a:stretch>
+                      <a:fillRect/>
+                    </a:stretch>
+                  </pic:blipFill>
+                  <pic:spPr bwMode="auto">
+                    <a:xfrm>
+                      <a:off x="0" y="0"/>
+                      <a:ext cx="3248025" cy="2247900"/>
+                    </a:xfrm>
+                    <a:prstGeom prst="rect">
+                      <a:avLst/>
+                    </a:prstGeom>
+                    <a:noFill/>
+                    <a:ln>
+                      <a:noFill/>
+                    </a:ln>
+                  </pic:spPr>
+                </pic:pic>
+              </a:graphicData>
+            </a:graphic>
+          </wp:inline>
+        </w:drawing>
+      </w:r>
+    </w:p>
+    <w:p>
+      <w:pPr>
+        <w:jc w:val="left"/>
+        <w:rPr>
+          <w:b/>
+          <w:sz w:val="22"/>
+        </w:rPr>
+      </w:pPr>
+      <w:r>
+        <w:rPr>
+          <w:b/>
+          <w:sz w:val="22"/>
+        </w:rPr>
+        <w:tab/>
+      </w:r>
+      <w:r>
+        <w:rPr>
+          <w:b/>
+          <w:sz w:val="22"/>
+        </w:rPr>
+        <w:tab/>
+        <w:t xml:space="preserve">x는 올바른 </w:t>
+      </w:r>
+      <w:proofErr w:type="spellStart"/>
+      <w:r>
+        <w:rPr>
+          <w:b/>
+          <w:sz w:val="22"/>
+        </w:rPr>
+        <w:t>라이팅인듯</w:t>
+      </w:r>
+      <w:proofErr w:type="spellEnd"/>
+      <w:r>
+        <w:rPr>
+          <w:b/>
+          <w:sz w:val="22"/>
+        </w:rPr>
+        <w:t xml:space="preserve"> </w:t>
+      </w:r>
+    </w:p>
+    <w:p>
+      <w:pPr>
+        <w:jc w:val="left"/>
+        <w:rPr>
+          <w:b/>
+          <w:sz w:val="22"/>
+        </w:rPr>
+      </w:pPr>
+      <w:r>
+        <w:rPr>
+          <w:b/>
+          <w:sz w:val="22"/>
+        </w:rPr>
+        <w:drawing>
+          <wp:inline distT="0" distB="0" distL="0" distR="0" wp14:anchorId="1F4FE954" wp14:editId="28D46397">
+            <wp:extent cx="2628900" cy="2076450"/>
+            <wp:effectExtent l="0" t="0" r="0" b="0"/>
+            <wp:docPr id="2031115601" name="그림 8" descr="포스트잇 노트, 예술이(가) 표시된 사진&#10;&#10;AI 생성 콘텐츠는 정확하지 않을 수 있습니다."/>
+            <wp:cNvGraphicFramePr>
+              <a:graphicFrameLocks xmlns:a="http://schemas.openxmlformats.org/drawingml/2006/main" noChangeAspect="1"/>
+            </wp:cNvGraphicFramePr>
+            <a:graphic xmlns:a="http://schemas.openxmlformats.org/drawingml/2006/main">
+              <a:graphicData uri="http://schemas.openxmlformats.org/drawingml/2006/picture">
+                <pic:pic xmlns:pic="http://schemas.openxmlformats.org/drawingml/2006/picture">
+                  <pic:nvPicPr>
+                    <pic:cNvPr id="2031115601" name="그림 8" descr="포스트잇 노트, 예술이(가) 표시된 사진&#10;&#10;AI 생성 콘텐츠는 정확하지 않을 수 있습니다."/>
+                    <pic:cNvPicPr>
+                      <a:picLocks noChangeAspect="1" noChangeArrowheads="1"/>
+                    </pic:cNvPicPr>
+                  </pic:nvPicPr>
+                  <pic:blipFill>
+                    <a:blip r:embed="rId13">
+                      <a:extLst>
+                        <a:ext uri="{28A0092B-C50C-407E-A947-70E740481C1C}">
+                          <a14:useLocalDpi xmlns:a14="http://schemas.microsoft.com/office/drawing/2010/main" val="0"/>
+                        </a:ext>
+                      </a:extLst>
+                    </a:blip>
+                    <a:srcRect/>
+                    <a:stretch>
+                      <a:fillRect/>
+                    </a:stretch>
+                  </pic:blipFill>
+                  <pic:spPr bwMode="auto">
+                    <a:xfrm>
+                      <a:off x="0" y="0"/>
+                      <a:ext cx="2628900" cy="2076450"/>
+                    </a:xfrm>
+                    <a:prstGeom prst="rect">
+                      <a:avLst/>
+                    </a:prstGeom>
+                    <a:noFill/>
+                    <a:ln>
+                      <a:noFill/>
+                    </a:ln>
+                  </pic:spPr>
+                </pic:pic>
+              </a:graphicData>
+            </a:graphic>
+          </wp:inline>
+        </w:drawing>
+      </w:r>
+    </w:p>
+    <w:p>
+      <w:pPr>
+        <w:jc w:val="left"/>
+        <w:rPr>
+          <w:rFonts w:hint="eastAsia"/>
+          <w:b/>
+          <w:sz w:val="22"/>
+        </w:rPr>
+      </w:pPr>
+      <w:proofErr w:type="spellStart"/>
+      <w:r>
+        <w:rPr>
+          <w:b/>
+          <w:sz w:val="22"/>
+        </w:rPr>
+        <w:t>yz</w:t>
+      </w:r>
+      <w:proofErr w:type="spellEnd"/>
+      <w:r>
+        <w:rPr>
+          <w:b/>
+          <w:sz w:val="22"/>
+        </w:rPr>
+        <w:t>로 각각 90, 270</w:t>
+      </w:r>
+      <w:proofErr w:type="gramStart"/>
+      <w:r>
+        <w:rPr>
+          <w:b/>
+          <w:sz w:val="22"/>
+        </w:rPr>
+        <w:t>도 씩</w:t>
+      </w:r>
+      <w:proofErr w:type="gramEnd"/>
+      <w:r>
+        <w:rPr>
+          <w:b/>
+          <w:sz w:val="22"/>
+        </w:rPr>
+        <w:t xml:space="preserve"> </w:t>
+      </w:r>
+      <w:proofErr w:type="spellStart"/>
+      <w:r>
+        <w:rPr>
+          <w:b/>
+          <w:sz w:val="22"/>
+        </w:rPr>
+        <w:t>돌린거는</w:t>
+      </w:r>
+      <w:proofErr w:type="spellEnd"/>
+      <w:r>
+        <w:rPr>
+          <w:b/>
+          <w:sz w:val="22"/>
+        </w:rPr>
+        <w:t xml:space="preserve"> 아예 검은색 즉 </w:t>
+      </w:r>
+      <w:proofErr w:type="spellStart"/>
+      <w:r>
+        <w:rPr>
+          <w:b/>
+          <w:sz w:val="22"/>
+        </w:rPr>
+        <w:t>텍스쳐가</w:t>
+      </w:r>
+      <w:proofErr w:type="spellEnd"/>
+      <w:r>
+        <w:rPr>
+          <w:b/>
+          <w:sz w:val="22"/>
+        </w:rPr>
+        <w:t xml:space="preserve"> </w:t>
+      </w:r>
+      <w:proofErr w:type="spellStart"/>
+      <w:r>
+        <w:rPr>
+          <w:b/>
+          <w:sz w:val="22"/>
+        </w:rPr>
+        <w:t>안나오고</w:t>
+      </w:r>
+      <w:proofErr w:type="spellEnd"/>
+      <w:r>
+        <w:rPr>
+          <w:b/>
+          <w:sz w:val="22"/>
+        </w:rPr>
+        <w:t>, 180</w:t>
+      </w:r>
+      <w:proofErr w:type="gramStart"/>
+      <w:r>
+        <w:rPr>
+          <w:b/>
+          <w:sz w:val="22"/>
+        </w:rPr>
+        <w:t>도 씩</w:t>
+      </w:r>
+      <w:proofErr w:type="gramEnd"/>
+      <w:r>
+        <w:rPr>
+          <w:b/>
+          <w:sz w:val="22"/>
+        </w:rPr>
+        <w:t xml:space="preserve"> </w:t>
+      </w:r>
+      <w:proofErr w:type="spellStart"/>
+      <w:r>
+        <w:rPr>
+          <w:b/>
+          <w:sz w:val="22"/>
+        </w:rPr>
+        <w:t>돌린거는</w:t>
+      </w:r>
+      <w:proofErr w:type="spellEnd"/>
+      <w:r>
+        <w:rPr>
+          <w:b/>
+          <w:sz w:val="22"/>
+        </w:rPr>
+        <w:t xml:space="preserve"> </w:t>
+      </w:r>
+      <w:proofErr w:type="spellStart"/>
+      <w:r>
+        <w:rPr>
+          <w:b/>
+          <w:sz w:val="22"/>
+        </w:rPr>
+        <w:t>반전된색으로</w:t>
+      </w:r>
+      <w:proofErr w:type="spellEnd"/>
+      <w:r>
+        <w:rPr>
+          <w:b/>
+          <w:sz w:val="22"/>
+        </w:rPr>
+        <w:t xml:space="preserve"> </w:t>
+      </w:r>
+      <w:proofErr w:type="spellStart"/>
+      <w:r>
+        <w:rPr>
+          <w:b/>
+          <w:sz w:val="22"/>
+        </w:rPr>
+        <w:t>라이팅</w:t>
+      </w:r>
+      <w:proofErr w:type="spellEnd"/>
+      <w:r>
+        <w:rPr>
+          <w:b/>
+          <w:sz w:val="22"/>
+        </w:rPr>
+        <w:t xml:space="preserve"> </w:t>
+      </w:r>
+      <w:proofErr w:type="spellStart"/>
+      <w:proofErr w:type="gramStart"/>
+      <w:r>
+        <w:rPr>
+          <w:b/>
+          <w:sz w:val="22"/>
+        </w:rPr>
+        <w:t>되고있</w:t>
+      </w:r>
+      <w:r>
+        <w:rPr>
+          <w:rFonts w:hint="eastAsia"/>
+          <w:b/>
+          <w:sz w:val="22"/>
+        </w:rPr>
+        <w:t>습니다</w:t>
+      </w:r>
+      <w:proofErr w:type="spellEnd"/>
+      <w:proofErr w:type="gramEnd"/>
+      <w:r>
+        <w:rPr>
+          <w:rFonts w:hint="eastAsia"/>
+          <w:b/>
+          <w:sz w:val="22"/>
+        </w:rPr>
+        <w:t>.</w:t>
+      </w:r>
+    </w:p>
+    <w:p>
+      <w:pPr>
+        <w:jc w:val="left"/>
+        <w:rPr>
+          <w:b/>
+          <w:sz w:val="22"/>
+        </w:rPr>
+      </w:pPr>
+    </w:p>
+    <w:p>
+      <w:pPr>
+        <w:jc w:val="left"/>
+        <w:rPr>
+          <w:b/>
+          <w:sz w:val="22"/>
+        </w:rPr>
+      </w:pPr>
+    </w:p>
+    <w:p>
+      <w:pPr>
+        <w:jc w:val="left"/>
+        <w:rPr>
+          <w:rFonts w:hint="eastAsia"/>
+          <w:b/>
+          <w:sz w:val="22"/>
+        </w:rPr>
+      </w:pPr>
+    </w:p>
+    <w:p>
+      <w:pPr>
+        <w:jc w:val="left"/>
+        <w:rPr>
+          <w:b/>
+          <w:sz w:val="22"/>
+        </w:rPr>
+      </w:pPr>
+      <w:r>
+        <w:rPr>
+          <w:b/>
+          <w:sz w:val="22"/>
+        </w:rPr>
+        <w:lastRenderedPageBreak/>
+        <w:t xml:space="preserve">- 증상: 오브젝트 회전 시 조명 색상이 </w:t>
+      </w:r>
+      <w:proofErr w:type="spellStart"/>
+      <w:r>
+        <w:rPr>
+          <w:b/>
+          <w:sz w:val="22"/>
+        </w:rPr>
+        <w:t>본래색</w:t>
+      </w:r>
+      <w:proofErr w:type="spellEnd"/>
+      <w:r>
+        <w:rPr>
+          <w:b/>
+          <w:sz w:val="22"/>
+        </w:rPr>
+        <w:t xml:space="preserve">(분홍색) ↔ </w:t>
+      </w:r>
+      <w:proofErr w:type="spellStart"/>
+      <w:r>
+        <w:rPr>
+          <w:b/>
+          <w:sz w:val="22"/>
+        </w:rPr>
+        <w:t>반전색</w:t>
+      </w:r>
+      <w:proofErr w:type="spellEnd"/>
+      <w:r>
+        <w:rPr>
+          <w:b/>
+          <w:sz w:val="22"/>
+        </w:rPr>
+        <w:t>(초록색)으로 변함</w:t>
+      </w:r>
+    </w:p>
+    <w:p>
+      <w:pPr>
+        <w:jc w:val="left"/>
+        <w:rPr>
+          <w:b/>
+          <w:sz w:val="22"/>
+        </w:rPr>
+      </w:pPr>
+      <w:r>
+        <w:rPr>
+          <w:b/>
+          <w:sz w:val="22"/>
+        </w:rPr>
+        <w:t xml:space="preserve"> - 발생 조건:</w:t>
+      </w:r>
+    </w:p>
+    <w:p>
+      <w:pPr>
+        <w:jc w:val="left"/>
+        <w:rPr>
+          <w:b/>
+          <w:sz w:val="22"/>
+        </w:rPr>
+      </w:pPr>
+      <w:r>
+        <w:rPr>
+          <w:b/>
+          <w:sz w:val="22"/>
+        </w:rPr>
+        <w:t xml:space="preserve">   - 일반 GLTF </w:t>
+      </w:r>
+      <w:proofErr w:type="spellStart"/>
+      <w:r>
+        <w:rPr>
+          <w:b/>
+          <w:sz w:val="22"/>
+        </w:rPr>
+        <w:t>메쉬</w:t>
+      </w:r>
+      <w:proofErr w:type="spellEnd"/>
+      <w:r>
+        <w:rPr>
+          <w:b/>
+          <w:sz w:val="22"/>
+        </w:rPr>
+        <w:t>: 특정 회전 각도에서 색상 반전</w:t>
+      </w:r>
+    </w:p>
+    <w:p>
+      <w:pPr>
+        <w:jc w:val="left"/>
+        <w:rPr>
+          <w:b/>
+          <w:sz w:val="22"/>
+        </w:rPr>
+      </w:pPr>
+      <w:r>
+        <w:rPr>
+          <w:b/>
+          <w:sz w:val="22"/>
+        </w:rPr>
+        <w:t xml:space="preserve">   - Skinned </w:t>
+      </w:r>
+      <w:proofErr w:type="spellStart"/>
+      <w:r>
+        <w:rPr>
+          <w:b/>
+          <w:sz w:val="22"/>
+        </w:rPr>
+        <w:t>메쉬</w:t>
+      </w:r>
+      <w:proofErr w:type="spellEnd"/>
+      <w:r>
+        <w:rPr>
+          <w:b/>
+          <w:sz w:val="22"/>
+        </w:rPr>
+        <w:t>: 애니메이션 재생 시 검은색→흰색으로 갑자기 점프하며 색상 반전</w:t>
+      </w:r>
+    </w:p>
+    <w:p>
+      <w:pPr>
+        <w:jc w:val="left"/>
+        <w:rPr>
+          <w:b/>
+          <w:sz w:val="22"/>
+        </w:rPr>
+      </w:pPr>
+      <w:r>
+        <w:rPr>
+          <w:b/>
+          <w:sz w:val="22"/>
+        </w:rPr>
+        <w:t xml:space="preserve"> - 영향 범위: Normal Mapping을 사용하는 모든 GLTF </w:t>
+      </w:r>
+      <w:proofErr w:type="spellStart"/>
+      <w:r>
+        <w:rPr>
+          <w:b/>
+          <w:sz w:val="22"/>
+        </w:rPr>
+        <w:t>메쉬</w:t>
+      </w:r>
+      <w:proofErr w:type="spellEnd"/>
+    </w:p>
+    <w:p>
+      <w:pPr>
+        <w:jc w:val="left"/>
+        <w:rPr>
+          <w:b/>
+          <w:sz w:val="22"/>
+        </w:rPr>
+      </w:pPr>
+      <w:r>
+        <w:rPr>
+          <w:b/>
+          <w:sz w:val="22"/>
+        </w:rPr>
+        <w:t xml:space="preserve">- </w:t>
+      </w:r>
+      <w:r>
+        <w:rPr>
+          <w:rFonts w:ascii="Segoe UI Emoji" w:hAnsi="Segoe UI Emoji" w:cs="Segoe UI Emoji"/>
+          <w:b/>
+          <w:sz w:val="22"/>
+        </w:rPr>
+        <w:t>❌</w:t>
+      </w:r>
+      <w:r>
+        <w:rPr>
+          <w:b/>
+          <w:sz w:val="22"/>
+        </w:rPr>
+        <w:t xml:space="preserve"> TBN 좌표계 handedness 문제</w:t>
+      </w:r>
+    </w:p>
+    <w:p>
+      <w:pPr>
+        <w:jc w:val="left"/>
+        <w:rPr>
+          <w:b/>
+          <w:sz w:val="22"/>
+        </w:rPr>
+      </w:pPr>
+      <w:r>
+        <w:rPr>
+          <w:b/>
+          <w:sz w:val="22"/>
+        </w:rPr>
+        <w:t xml:space="preserve"> - </w:t>
+      </w:r>
+      <w:r>
+        <w:rPr>
+          <w:rFonts w:ascii="Segoe UI Emoji" w:hAnsi="Segoe UI Emoji" w:cs="Segoe UI Emoji"/>
+          <w:b/>
+          <w:sz w:val="22"/>
+        </w:rPr>
+        <w:t>❌</w:t>
+      </w:r>
+      <w:r>
+        <w:rPr>
+          <w:b/>
+          <w:sz w:val="22"/>
+        </w:rPr>
+        <w:t xml:space="preserve"> Normal/Tangent 변환 행렬 오류</w:t>
+      </w:r>
+    </w:p>
+    <w:p>
+      <w:pPr>
+        <w:jc w:val="left"/>
+        <w:rPr>
+          <w:b/>
+          <w:sz w:val="22"/>
+        </w:rPr>
+      </w:pPr>
+      <w:r>
+        <w:rPr>
+          <w:b/>
+          <w:sz w:val="22"/>
+        </w:rPr>
+        <w:t xml:space="preserve"> - </w:t>
+      </w:r>
+      <w:r>
+        <w:rPr>
+          <w:rFonts w:ascii="Segoe UI Emoji" w:hAnsi="Segoe UI Emoji" w:cs="Segoe UI Emoji"/>
+          <w:b/>
+          <w:sz w:val="22"/>
+        </w:rPr>
+        <w:t>❌</w:t>
+      </w:r>
+      <w:r>
+        <w:rPr>
+          <w:b/>
+          <w:sz w:val="22"/>
+        </w:rPr>
+        <w:t xml:space="preserve"> Bitangent 계산 오류</w:t>
+      </w:r>
+    </w:p>
+    <w:p>
+      <w:pPr>
+        <w:jc w:val="left"/>
+        <w:rPr>
+          <w:b/>
+          <w:sz w:val="22"/>
+        </w:rPr>
+      </w:pPr>
+      <w:r>
+        <w:rPr>
+          <w:b/>
+          <w:sz w:val="22"/>
+        </w:rPr>
+        <w:t xml:space="preserve"> - </w:t>
+      </w:r>
+      <w:r>
+        <w:rPr>
+          <w:rFonts w:ascii="Segoe UI Emoji" w:hAnsi="Segoe UI Emoji" w:cs="Segoe UI Emoji"/>
+          <w:b/>
+          <w:sz w:val="22"/>
+        </w:rPr>
+        <w:t>❌</w:t>
+      </w:r>
+      <w:r>
+        <w:rPr>
+          <w:b/>
+          <w:sz w:val="22"/>
+        </w:rPr>
+        <w:t xml:space="preserve"> Half Vector(H) 계산 불안정</w:t>
+      </w:r>
+    </w:p>
+    <w:p>
+      <w:pPr>
+        <w:jc w:val="left"/>
+        <w:rPr>
+          <w:b/>
+          <w:sz w:val="22"/>
+        </w:rPr>
+      </w:pPr>
+    </w:p>
+    <w:p>
+      <w:pPr>
+        <w:jc w:val="left"/>
+        <w:rPr>
+          <w:b/>
+          <w:sz w:val="22"/>
+        </w:rPr>
+      </w:pPr>
+      <w:r>
+        <w:rPr>
+          <w:b/>
+          <w:sz w:val="22"/>
+        </w:rPr>
+        <w:t>- NDF (Normal Distribution Function): 이상 발견!</w:t>
+      </w:r>
+    </w:p>
+    <w:p>
+      <w:pPr>
+        <w:jc w:val="left"/>
+        <w:rPr>
+          <w:rFonts w:hint="eastAsia"/>
+          <w:b/>
+          <w:sz w:val="22"/>
+        </w:rPr>
+      </w:pPr>
+      <w:r>
+        <w:rPr>
+          <w:b/>
+          <w:sz w:val="22"/>
+        </w:rPr>
+        <w:tab/>
+      </w:r>
+      <w:r>
+        <w:rPr>
+          <w:b/>
+          <w:sz w:val="22"/>
+        </w:rPr>
+        <w:tab/>
+      </w:r>
+      <w:r>
+        <w:rPr>
+          <w:b/>
+          <w:sz w:val="22"/>
+        </w:rPr>
+        <w:tab/>
+      </w:r>
+    </w:p>
+    <w:p>
+      <w:pPr>
+        <w:jc w:val="left"/>
+        <w:rPr>
+          <w:b/>
+          <w:sz w:val="22"/>
+        </w:rPr>
+      </w:pPr>
+      <w:r>
+        <w:rPr>
+          <w:rFonts w:hint="eastAsia"/>
+          <w:b/>
+          <w:sz w:val="22"/>
+        </w:rPr>
+        <w:t xml:space="preserve">최종 </w:t>
+      </w:r>
+      <w:proofErr w:type="gramStart"/>
+      <w:r>
+        <w:rPr>
+          <w:rFonts w:hint="eastAsia"/>
+          <w:b/>
+          <w:sz w:val="22"/>
+        </w:rPr>
+        <w:t>문제 :</w:t>
+      </w:r>
+      <w:proofErr w:type="gramEnd"/>
+      <w:r>
+        <w:rPr>
+          <w:rFonts w:hint="eastAsia"/>
+          <w:b/>
+          <w:sz w:val="22"/>
+        </w:rPr>
+        <w:t xml:space="preserve"> </w:t>
+      </w:r>
+      <w:r>
+        <w:rPr>
+          <w:b/>
+          <w:sz w:val="22"/>
+        </w:rPr>
+        <w:t>Cook-Torrance BRDF의 NDF(</w:t>
+      </w:r>
+      <w:proofErr w:type="spellStart"/>
+      <w:r>
+        <w:rPr>
+          <w:b/>
+          <w:sz w:val="22"/>
+        </w:rPr>
+        <w:t>DistributionGGX</w:t>
+      </w:r>
+      <w:proofErr w:type="spellEnd"/>
+      <w:r>
+        <w:rPr>
+          <w:b/>
+          <w:sz w:val="22"/>
+        </w:rPr>
+        <w:t>) 함수에서 나눗셈 연산 시 분모가 0에 가까워지면서 값이 폭발(overflow)</w:t>
+      </w:r>
+    </w:p>
+    <w:p>
+      <w:pPr>
+        <w:jc w:val="left"/>
+        <w:rPr>
+          <w:b/>
+          <w:sz w:val="22"/>
+        </w:rPr>
+      </w:pPr>
+      <w:r>
+        <w:rPr>
+          <w:b/>
+          <w:sz w:val="22"/>
+        </w:rPr>
+        <w:t xml:space="preserve">float </w:t>
+      </w:r>
+      <w:proofErr w:type="spellStart"/>
+      <w:proofErr w:type="gramStart"/>
+      <w:r>
+        <w:rPr>
+          <w:b/>
+          <w:sz w:val="22"/>
+        </w:rPr>
+        <w:t>DistributionGGX</w:t>
+      </w:r>
+      <w:proofErr w:type="spellEnd"/>
+      <w:r>
+        <w:rPr>
+          <w:b/>
+          <w:sz w:val="22"/>
+        </w:rPr>
+        <w:t>(</w:t>
+      </w:r>
+      <w:proofErr w:type="gramEnd"/>
+      <w:r>
+        <w:rPr>
+          <w:b/>
+          <w:sz w:val="22"/>
+        </w:rPr>
+        <w:t>float3 N, float3 H, float roughness)</w:t>
+      </w:r>
+    </w:p>
+    <w:p>
+      <w:pPr>
+        <w:jc w:val="left"/>
+        <w:rPr>
+          <w:b/>
+          <w:sz w:val="22"/>
+        </w:rPr>
+      </w:pPr>
+      <w:r>
+        <w:rPr>
+          <w:b/>
+          <w:sz w:val="22"/>
+        </w:rPr>
+        <w:t xml:space="preserve"> {</w:t>
+      </w:r>
+    </w:p>
+    <w:p>
+      <w:pPr>
+        <w:jc w:val="left"/>
+        <w:rPr>
+          <w:b/>
+          <w:sz w:val="22"/>
+        </w:rPr>
+      </w:pPr>
+      <w:r>
+        <w:rPr>
+          <w:b/>
+          <w:sz w:val="22"/>
+        </w:rPr>
+        <w:t xml:space="preserve">     float a = roughness * </w:t>
+      </w:r>
+      <w:proofErr w:type="gramStart"/>
+      <w:r>
+        <w:rPr>
+          <w:b/>
+          <w:sz w:val="22"/>
+        </w:rPr>
+        <w:t>roughness;</w:t>
+      </w:r>
+      <w:proofErr w:type="gramEnd"/>
+    </w:p>
+    <w:p>
+      <w:pPr>
+        <w:jc w:val="left"/>
+        <w:rPr>
+          <w:b/>
+          <w:sz w:val="22"/>
+        </w:rPr>
+      </w:pPr>
+      <w:r>
+        <w:rPr>
+          <w:b/>
+          <w:sz w:val="22"/>
+        </w:rPr>
+        <w:t xml:space="preserve">     float a2 = a * </w:t>
+      </w:r>
+      <w:proofErr w:type="gramStart"/>
+      <w:r>
+        <w:rPr>
+          <w:b/>
+          <w:sz w:val="22"/>
+        </w:rPr>
+        <w:t>a;</w:t>
+      </w:r>
+      <w:proofErr w:type="gramEnd"/>
+    </w:p>
+    <w:p>
+      <w:pPr>
+        <w:jc w:val="left"/>
+        <w:rPr>
+          <w:b/>
+          <w:sz w:val="22"/>
+        </w:rPr>
+      </w:pPr>
+      <w:r>
+        <w:rPr>
+          <w:b/>
+          <w:sz w:val="22"/>
+        </w:rPr>
+        <w:t xml:space="preserve">     float </w:t>
+      </w:r>
+      <w:proofErr w:type="spellStart"/>
+      <w:r>
+        <w:rPr>
+          <w:b/>
+          <w:sz w:val="22"/>
+        </w:rPr>
+        <w:t>NdotH</w:t>
+      </w:r>
+      <w:proofErr w:type="spellEnd"/>
+      <w:r>
+        <w:rPr>
+          <w:b/>
+          <w:sz w:val="22"/>
+        </w:rPr>
+        <w:t xml:space="preserve"> = </w:t>
+      </w:r>
+      <w:proofErr w:type="gramStart"/>
+      <w:r>
+        <w:rPr>
+          <w:b/>
+          <w:sz w:val="22"/>
+        </w:rPr>
+        <w:t>saturate(dot(</w:t>
+      </w:r>
+      <w:proofErr w:type="gramEnd"/>
+      <w:r>
+        <w:rPr>
+          <w:b/>
+          <w:sz w:val="22"/>
+        </w:rPr>
+        <w:t>N, H)</w:t>
+      </w:r>
+      <w:proofErr w:type="gramStart"/>
+      <w:r>
+        <w:rPr>
+          <w:b/>
+          <w:sz w:val="22"/>
+        </w:rPr>
+        <w:t>);</w:t>
+      </w:r>
+      <w:proofErr w:type="gramEnd"/>
+    </w:p>
+    <w:p>
+      <w:pPr>
+        <w:jc w:val="left"/>
+        <w:rPr>
+          <w:b/>
+          <w:sz w:val="22"/>
+        </w:rPr>
+      </w:pPr>
+      <w:r>
+        <w:rPr>
+          <w:b/>
+          <w:sz w:val="22"/>
+        </w:rPr>
+        <w:t xml:space="preserve">     float NdotH2 = </w:t>
+      </w:r>
+      <w:proofErr w:type="spellStart"/>
+      <w:r>
+        <w:rPr>
+          <w:b/>
+          <w:sz w:val="22"/>
+        </w:rPr>
+        <w:t>NdotH</w:t>
+      </w:r>
+      <w:proofErr w:type="spellEnd"/>
+      <w:r>
+        <w:rPr>
+          <w:b/>
+          <w:sz w:val="22"/>
+        </w:rPr>
+        <w:t xml:space="preserve"> * </w:t>
+      </w:r>
+      <w:proofErr w:type="spellStart"/>
+      <w:proofErr w:type="gramStart"/>
+      <w:r>
+        <w:rPr>
+          <w:b/>
+          <w:sz w:val="22"/>
+        </w:rPr>
+        <w:t>NdotH</w:t>
+      </w:r>
+      <w:proofErr w:type="spellEnd"/>
+      <w:r>
+        <w:rPr>
+          <w:b/>
+          <w:sz w:val="22"/>
+        </w:rPr>
+        <w:t>;</w:t>
+      </w:r>
+      <w:proofErr w:type="gramEnd"/>
+    </w:p>
+    <w:p>
+      <w:pPr>
+        <w:jc w:val="left"/>
+        <w:rPr>
+          <w:b/>
+          <w:sz w:val="22"/>
+        </w:rPr>
+      </w:pPr>
+    </w:p>
+    <w:p>
+      <w:pPr>
+        <w:jc w:val="left"/>
+        <w:rPr>
+          <w:b/>
+          <w:sz w:val="22"/>
+        </w:rPr>
+      </w:pPr>
+      <w:r>
+        <w:rPr>
+          <w:b/>
+          <w:sz w:val="22"/>
+        </w:rPr>
+        <w:t xml:space="preserve">     float nom = </w:t>
+      </w:r>
+      <w:proofErr w:type="gramStart"/>
+      <w:r>
+        <w:rPr>
+          <w:b/>
+          <w:sz w:val="22"/>
+        </w:rPr>
+        <w:t>a2;</w:t>
+      </w:r>
+      <w:proofErr w:type="gramEnd"/>
+    </w:p>
+    <w:p>
+      <w:pPr>
+        <w:jc w:val="left"/>
+        <w:rPr>
+          <w:b/>
+          <w:sz w:val="22"/>
+        </w:rPr>
+      </w:pPr>
+      <w:r>
+        <w:rPr>
+          <w:b/>
+          <w:sz w:val="22"/>
+        </w:rPr>
+        <w:t xml:space="preserve">     float </w:t>
+      </w:r>
+      <w:proofErr w:type="spellStart"/>
+      <w:r>
+        <w:rPr>
+          <w:b/>
+          <w:sz w:val="22"/>
+        </w:rPr>
+        <w:t>denom</w:t>
+      </w:r>
+      <w:proofErr w:type="spellEnd"/>
+      <w:r>
+        <w:rPr>
+          <w:b/>
+          <w:sz w:val="22"/>
+        </w:rPr>
+        <w:t xml:space="preserve"> = (NdotH2 * (a2 - 1.0) + 1.0</w:t>
+      </w:r>
+      <w:proofErr w:type="gramStart"/>
+      <w:r>
+        <w:rPr>
+          <w:b/>
+          <w:sz w:val="22"/>
+        </w:rPr>
+        <w:t>);</w:t>
+      </w:r>
+      <w:proofErr w:type="gramEnd"/>
+    </w:p>
+    <w:p>
+      <w:pPr>
+        <w:jc w:val="left"/>
+        <w:rPr>
+          <w:b/>
+          <w:sz w:val="22"/>
+        </w:rPr>
+      </w:pPr>
+      <w:r>
+        <w:rPr>
+          <w:b/>
+          <w:sz w:val="22"/>
+        </w:rPr>
+        <w:t xml:space="preserve">     </w:t>
+      </w:r>
+      <w:proofErr w:type="spellStart"/>
+      <w:r>
+        <w:rPr>
+          <w:b/>
+          <w:sz w:val="22"/>
+        </w:rPr>
+        <w:t>denom</w:t>
+      </w:r>
+      <w:proofErr w:type="spellEnd"/>
+      <w:r>
+        <w:rPr>
+          <w:b/>
+          <w:sz w:val="22"/>
+        </w:rPr>
+        <w:t xml:space="preserve"> = PI * </w:t>
+      </w:r>
+      <w:proofErr w:type="spellStart"/>
+      <w:r>
+        <w:rPr>
+          <w:b/>
+          <w:sz w:val="22"/>
+        </w:rPr>
+        <w:t>denom</w:t>
+      </w:r>
+      <w:proofErr w:type="spellEnd"/>
+      <w:r>
+        <w:rPr>
+          <w:b/>
+          <w:sz w:val="22"/>
+        </w:rPr>
+        <w:t xml:space="preserve"> * </w:t>
+      </w:r>
+      <w:proofErr w:type="spellStart"/>
+      <w:proofErr w:type="gramStart"/>
+      <w:r>
+        <w:rPr>
+          <w:b/>
+          <w:sz w:val="22"/>
+        </w:rPr>
+        <w:t>denom</w:t>
+      </w:r>
+      <w:proofErr w:type="spellEnd"/>
+      <w:r>
+        <w:rPr>
+          <w:b/>
+          <w:sz w:val="22"/>
+        </w:rPr>
+        <w:t>;</w:t>
+      </w:r>
+      <w:proofErr w:type="gramEnd"/>
+    </w:p>
+    <w:p>
+      <w:pPr>
+        <w:jc w:val="left"/>
+        <w:rPr>
+          <w:b/>
+          <w:sz w:val="22"/>
+        </w:rPr>
+      </w:pPr>
+    </w:p>
+    <w:p>
+      <w:pPr>
+        <w:jc w:val="left"/>
+        <w:rPr>
+          <w:b/>
+          <w:sz w:val="22"/>
+        </w:rPr>
+      </w:pPr>
+      <w:r>
+        <w:rPr>
+          <w:b/>
+          <w:sz w:val="22"/>
+        </w:rPr>
+        <w:t xml:space="preserve">     return </w:t>
+      </w:r>
+      <w:proofErr w:type="gramStart"/>
+      <w:r>
+        <w:rPr>
+          <w:b/>
+          <w:sz w:val="22"/>
+        </w:rPr>
+        <w:t>nom /</w:t>
+      </w:r>
+      <w:proofErr w:type="gramEnd"/>
+      <w:r>
+        <w:rPr>
+          <w:b/>
+          <w:sz w:val="22"/>
+        </w:rPr>
+        <w:t xml:space="preserve"> </w:t>
+      </w:r>
+      <w:proofErr w:type="spellStart"/>
+      <w:proofErr w:type="gramStart"/>
+      <w:r>
+        <w:rPr>
+          <w:b/>
+          <w:sz w:val="22"/>
+        </w:rPr>
+        <w:t>denom</w:t>
+      </w:r>
+      <w:proofErr w:type="spellEnd"/>
+      <w:r>
+        <w:rPr>
+          <w:b/>
+          <w:sz w:val="22"/>
+        </w:rPr>
+        <w:t>;  // ←</w:t>
+      </w:r>
+      <w:proofErr w:type="gramEnd"/>
+      <w:r>
+        <w:rPr>
+          <w:b/>
+          <w:sz w:val="22"/>
+        </w:rPr>
+        <w:t xml:space="preserve"> </w:t>
+      </w:r>
+      <w:proofErr w:type="spellStart"/>
+      <w:r>
+        <w:rPr>
+          <w:b/>
+          <w:sz w:val="22"/>
+        </w:rPr>
+        <w:t>denom</w:t>
+      </w:r>
+      <w:proofErr w:type="spellEnd"/>
+      <w:r>
+        <w:rPr>
+          <w:b/>
+          <w:sz w:val="22"/>
+        </w:rPr>
+        <w:t>이 0에 가까우면 값 폭발!</w:t>
+      </w:r>
+    </w:p>
+    <w:p>
+      <w:pPr>
+        <w:jc w:val="left"/>
+        <w:rPr>
+          <w:rFonts w:hint="eastAsia"/>
+          <w:b/>
+          <w:sz w:val="22"/>
+        </w:rPr>
+      </w:pPr>
+      <w:r>
+        <w:rPr>
+          <w:b/>
+          <w:sz w:val="22"/>
+        </w:rPr>
+        <w:t xml:space="preserve"> }</w:t>
+      </w:r>
+    </w:p>
+    <w:p>
+      <w:pPr>
+        <w:jc w:val="left"/>
+        <w:rPr>
+          <w:b/>
+          <w:sz w:val="22"/>
+        </w:rPr>
+      </w:pPr>
+      <w:r>
+        <w:rPr>
+          <w:b/>
+          <w:sz w:val="22"/>
+        </w:rPr>
+        <w:lastRenderedPageBreak/>
+        <w:t xml:space="preserve"> - 특정 각도에서 </w:t>
+      </w:r>
+      <w:proofErr w:type="spellStart"/>
+      <w:r>
+        <w:rPr>
+          <w:b/>
+          <w:sz w:val="22"/>
+        </w:rPr>
+        <w:t>denom</w:t>
+      </w:r>
+      <w:proofErr w:type="spellEnd"/>
+      <w:r>
+        <w:rPr>
+          <w:b/>
+          <w:sz w:val="22"/>
+        </w:rPr>
+        <w:t xml:space="preserve"> </w:t>
+      </w:r>
+      <w:r>
+        <w:rPr>
+          <w:rFonts w:ascii="Cambria Math" w:hAnsi="Cambria Math" w:cs="Cambria Math"/>
+          <w:b/>
+          <w:sz w:val="22"/>
+        </w:rPr>
+        <w:t>≈</w:t>
+      </w:r>
+      <w:r>
+        <w:rPr>
+          <w:b/>
+          <w:sz w:val="22"/>
+        </w:rPr>
+        <w:t xml:space="preserve"> 0 </w:t>
+      </w:r>
+      <w:r>
+        <w:rPr>
+          <w:rFonts w:ascii="맑은 고딕" w:eastAsia="맑은 고딕" w:hAnsi="맑은 고딕" w:cs="맑은 고딕" w:hint="eastAsia"/>
+          <w:b/>
+          <w:sz w:val="22"/>
+        </w:rPr>
+        <w:t>→</w:t>
+      </w:r>
+      <w:r>
+        <w:rPr>
+          <w:b/>
+          <w:sz w:val="22"/>
+        </w:rPr>
+        <w:t xml:space="preserve"> NDF </w:t>
+      </w:r>
+      <w:r>
+        <w:rPr>
+          <w:rFonts w:ascii="맑은 고딕" w:eastAsia="맑은 고딕" w:hAnsi="맑은 고딕" w:cs="맑은 고딕" w:hint="eastAsia"/>
+          <w:b/>
+          <w:sz w:val="22"/>
+        </w:rPr>
+        <w:t>→</w:t>
+      </w:r>
+      <w:r>
+        <w:rPr>
+          <w:b/>
+          <w:sz w:val="22"/>
+        </w:rPr>
+        <w:t xml:space="preserve"> </w:t>
+      </w:r>
+      <w:r>
+        <w:rPr>
+          <w:rFonts w:ascii="맑은 고딕" w:eastAsia="맑은 고딕" w:hAnsi="맑은 고딕" w:cs="맑은 고딕" w:hint="eastAsia"/>
+          <w:b/>
+          <w:sz w:val="22"/>
+        </w:rPr>
+        <w:t>∞</w:t>
+      </w:r>
+    </w:p>
+    <w:p>
+      <w:pPr>
+        <w:jc w:val="left"/>
+        <w:rPr>
+          <w:b/>
+          <w:sz w:val="22"/>
+        </w:rPr>
+      </w:pPr>
+      <w:r>
+        <w:rPr>
+          <w:b/>
+          <w:sz w:val="22"/>
+        </w:rPr>
+        <w:t xml:space="preserve"> - specular = (NDF * G * F</w:t>
+      </w:r>
+      <w:proofErr w:type="gramStart"/>
+      <w:r>
+        <w:rPr>
+          <w:b/>
+          <w:sz w:val="22"/>
+        </w:rPr>
+        <w:t>) /</w:t>
+      </w:r>
+      <w:proofErr w:type="gramEnd"/>
+      <w:r>
+        <w:rPr>
+          <w:b/>
+          <w:sz w:val="22"/>
+        </w:rPr>
+        <w:t xml:space="preserve"> denominator → 값 폭발</w:t>
+      </w:r>
+    </w:p>
+    <w:p>
+      <w:pPr>
+        <w:jc w:val="left"/>
+        <w:rPr>
+          <w:b/>
+          <w:sz w:val="22"/>
+        </w:rPr>
+      </w:pPr>
+      <w:r>
+        <w:rPr>
+          <w:b/>
+          <w:sz w:val="22"/>
+        </w:rPr>
+        <w:t xml:space="preserve"> - GPU의 floating point 연산 </w:t>
+      </w:r>
+      <w:proofErr w:type="spellStart"/>
+      <w:r>
+        <w:rPr>
+          <w:b/>
+          <w:sz w:val="22"/>
+        </w:rPr>
+        <w:t>오버플로우</w:t>
+      </w:r>
+      <w:proofErr w:type="spellEnd"/>
+      <w:r>
+        <w:rPr>
+          <w:b/>
+          <w:sz w:val="22"/>
+        </w:rPr>
+        <w:t xml:space="preserve"> → 색상 값이 음수/</w:t>
+      </w:r>
+      <w:proofErr w:type="spellStart"/>
+      <w:r>
+        <w:rPr>
+          <w:b/>
+          <w:sz w:val="22"/>
+        </w:rPr>
+        <w:t>이상값으로</w:t>
+      </w:r>
+      <w:proofErr w:type="spellEnd"/>
+      <w:r>
+        <w:rPr>
+          <w:b/>
+          <w:sz w:val="22"/>
+        </w:rPr>
+        <w:t xml:space="preserve"> 변환</w:t>
+      </w:r>
+    </w:p>
+    <w:p>
+      <w:pPr>
+        <w:jc w:val="left"/>
+        <w:rPr>
+          <w:b/>
+          <w:sz w:val="22"/>
+        </w:rPr>
+      </w:pPr>
+      <w:r>
+        <w:rPr>
+          <w:b/>
+          <w:sz w:val="22"/>
+        </w:rPr>
+        <w:t xml:space="preserve"> - 최종 출력 시 clamp/abs 처리되면서 색상 반전 발생 (분홍 ↔ 초록)</w:t>
+      </w:r>
+    </w:p>
+    <w:p>
+      <w:pPr>
+        <w:jc w:val="left"/>
+        <w:rPr>
+          <w:rFonts w:hint="eastAsia"/>
+          <w:b/>
+          <w:sz w:val="22"/>
+        </w:rPr>
+      </w:pPr>
+    </w:p>
+    <w:p>
+      <w:pPr>
+        <w:jc w:val="left"/>
+        <w:rPr>
+          <w:b/>
+          <w:sz w:val="22"/>
+        </w:rPr>
+      </w:pPr>
+      <w:r>
+        <w:rPr>
+          <w:b/>
+          <w:sz w:val="22"/>
+        </w:rPr>
+        <w:t xml:space="preserve">3.1 수정한 파일: </w:t>
+      </w:r>
+      <w:proofErr w:type="spellStart"/>
+      <w:r>
+        <w:rPr>
+          <w:b/>
+          <w:sz w:val="22"/>
+        </w:rPr>
+        <w:t>Light.hlsl</w:t>
+      </w:r>
+      <w:proofErr w:type="spellEnd"/>
+    </w:p>
+    <w:p>
+      <w:pPr>
+        <w:jc w:val="left"/>
+        <w:rPr>
+          <w:b/>
+          <w:sz w:val="22"/>
+        </w:rPr>
+      </w:pPr>
+      <w:r>
+        <w:rPr>
+          <w:b/>
+          <w:sz w:val="22"/>
+        </w:rPr>
+        <w:t xml:space="preserve">수정 1: </w:t>
+      </w:r>
+      <w:proofErr w:type="spellStart"/>
+      <w:r>
+        <w:rPr>
+          <w:b/>
+          <w:sz w:val="22"/>
+        </w:rPr>
+        <w:t>DistributionGGX</w:t>
+      </w:r>
+      <w:proofErr w:type="spellEnd"/>
+      <w:r>
+        <w:rPr>
+          <w:b/>
+          <w:sz w:val="22"/>
+        </w:rPr>
+        <w:t xml:space="preserve"> 함수 안정화</w:t>
+      </w:r>
+    </w:p>
+    <w:p>
+      <w:pPr>
+        <w:jc w:val="left"/>
+        <w:rPr>
+          <w:b/>
+          <w:sz w:val="22"/>
+        </w:rPr>
+      </w:pPr>
+      <w:r>
+        <w:rPr>
+          <w:b/>
+          <w:sz w:val="22"/>
+        </w:rPr>
+        <w:t xml:space="preserve"> float </w:t>
+      </w:r>
+      <w:proofErr w:type="spellStart"/>
+      <w:proofErr w:type="gramStart"/>
+      <w:r>
+        <w:rPr>
+          <w:b/>
+          <w:sz w:val="22"/>
+        </w:rPr>
+        <w:t>DistributionGGX</w:t>
+      </w:r>
+      <w:proofErr w:type="spellEnd"/>
+      <w:r>
+        <w:rPr>
+          <w:b/>
+          <w:sz w:val="22"/>
+        </w:rPr>
+        <w:t>(</w:t>
+      </w:r>
+      <w:proofErr w:type="gramEnd"/>
+      <w:r>
+        <w:rPr>
+          <w:b/>
+          <w:sz w:val="22"/>
+        </w:rPr>
+        <w:t>float3 N, float3 H, float roughness)</w:t>
+      </w:r>
+    </w:p>
+    <w:p>
+      <w:pPr>
+        <w:jc w:val="left"/>
+        <w:rPr>
+          <w:b/>
+          <w:sz w:val="22"/>
+        </w:rPr>
+      </w:pPr>
+      <w:r>
+        <w:rPr>
+          <w:b/>
+          <w:sz w:val="22"/>
+        </w:rPr>
+        <w:t xml:space="preserve"> {</w:t>
+      </w:r>
+    </w:p>
+    <w:p>
+      <w:pPr>
+        <w:jc w:val="left"/>
+        <w:rPr>
+          <w:rFonts w:hint="eastAsia"/>
+          <w:b/>
+          <w:sz w:val="22"/>
+        </w:rPr>
+      </w:pPr>
+      <w:r>
+        <w:rPr>
+          <w:b/>
+          <w:sz w:val="22"/>
+        </w:rPr>
+        <w:tab/>
+        <w:t>……………</w:t>
+      </w:r>
+      <w:r>
+        <w:rPr>
+          <w:rFonts w:hint="eastAsia"/>
+          <w:b/>
+          <w:sz w:val="22"/>
+        </w:rPr>
+        <w:t>..</w:t>
+      </w:r>
+    </w:p>
+    <w:p>
+      <w:pPr>
+        <w:ind w:firstLine="800"/>
+        <w:jc w:val="left"/>
+        <w:rPr>
+          <w:b/>
+          <w:sz w:val="22"/>
+        </w:rPr>
+      </w:pPr>
+      <w:proofErr w:type="spellStart"/>
+      <w:r>
+        <w:rPr>
+          <w:b/>
+          <w:sz w:val="22"/>
+        </w:rPr>
+        <w:t>denom</w:t>
+      </w:r>
+      <w:proofErr w:type="spellEnd"/>
+      <w:r>
+        <w:rPr>
+          <w:b/>
+          <w:sz w:val="22"/>
+        </w:rPr>
+        <w:t xml:space="preserve"> = </w:t>
+      </w:r>
+      <w:proofErr w:type="gramStart"/>
+      <w:r>
+        <w:rPr>
+          <w:b/>
+          <w:sz w:val="22"/>
+        </w:rPr>
+        <w:t>max(</w:t>
+      </w:r>
+      <w:proofErr w:type="spellStart"/>
+      <w:proofErr w:type="gramEnd"/>
+      <w:r>
+        <w:rPr>
+          <w:b/>
+          <w:sz w:val="22"/>
+        </w:rPr>
+        <w:t>denom</w:t>
+      </w:r>
+      <w:proofErr w:type="spellEnd"/>
+      <w:r>
+        <w:rPr>
+          <w:b/>
+          <w:sz w:val="22"/>
+        </w:rPr>
+        <w:t>, 0.0001</w:t>
+      </w:r>
+      <w:proofErr w:type="gramStart"/>
+      <w:r>
+        <w:rPr>
+          <w:b/>
+          <w:sz w:val="22"/>
+        </w:rPr>
+        <w:t>);</w:t>
+      </w:r>
+      <w:proofErr w:type="gramEnd"/>
+    </w:p>
+    <w:p>
+      <w:pPr>
+        <w:jc w:val="left"/>
+        <w:rPr>
+          <w:b/>
+          <w:sz w:val="22"/>
+        </w:rPr>
+      </w:pPr>
+    </w:p>
+    <w:p>
+      <w:pPr>
+        <w:jc w:val="left"/>
+        <w:rPr>
+          <w:b/>
+          <w:sz w:val="22"/>
+        </w:rPr>
+      </w:pPr>
+      <w:r>
+        <w:rPr>
+          <w:b/>
+          <w:sz w:val="22"/>
+        </w:rPr>
+        <w:t xml:space="preserve">     return nom / </w:t>
+      </w:r>
+      <w:proofErr w:type="spellStart"/>
+      <w:proofErr w:type="gramStart"/>
+      <w:r>
+        <w:rPr>
+          <w:b/>
+          <w:sz w:val="22"/>
+        </w:rPr>
+        <w:t>denom</w:t>
+      </w:r>
+      <w:proofErr w:type="spellEnd"/>
+      <w:r>
+        <w:rPr>
+          <w:b/>
+          <w:sz w:val="22"/>
+        </w:rPr>
+        <w:t>;</w:t>
+      </w:r>
+      <w:proofErr w:type="gramEnd"/>
+    </w:p>
+    <w:p>
+      <w:pPr>
+        <w:jc w:val="left"/>
+        <w:rPr>
+          <w:b/>
+          <w:sz w:val="22"/>
+        </w:rPr>
+      </w:pPr>
+      <w:r>
+        <w:rPr>
+          <w:b/>
+          <w:sz w:val="22"/>
+        </w:rPr>
+        <w:t xml:space="preserve"> }</w:t>
+      </w:r>
+    </w:p>
+    <w:p>
+      <w:pPr>
+        <w:jc w:val="left"/>
+        <w:rPr>
+          <w:b/>
+          <w:sz w:val="22"/>
+        </w:rPr>
+      </w:pPr>
+    </w:p>
+    <w:p>
+      <w:pPr>
+        <w:jc w:val="left"/>
+        <w:rPr>
+          <w:b/>
+          <w:sz w:val="22"/>
+        </w:rPr>
+      </w:pPr>
+      <w:r>
+        <w:rPr>
+          <w:b/>
+          <w:sz w:val="22"/>
+        </w:rPr>
+        <w:t xml:space="preserve">수정 2: </w:t>
+      </w:r>
+      <w:proofErr w:type="spellStart"/>
+      <w:r>
+        <w:rPr>
+          <w:b/>
+          <w:sz w:val="22"/>
+        </w:rPr>
+        <w:t>GeometrySchlickGGX</w:t>
+      </w:r>
+      <w:proofErr w:type="spellEnd"/>
+      <w:r>
+        <w:rPr>
+          <w:b/>
+          <w:sz w:val="22"/>
+        </w:rPr>
+        <w:t xml:space="preserve"> 함수 안정화</w:t>
+      </w:r>
+    </w:p>
+    <w:p>
+      <w:pPr>
+        <w:jc w:val="left"/>
+        <w:rPr>
+          <w:b/>
+          <w:sz w:val="22"/>
+        </w:rPr>
+      </w:pPr>
+      <w:r>
+        <w:rPr>
+          <w:b/>
+          <w:sz w:val="22"/>
+        </w:rPr>
+        <w:t xml:space="preserve"> float </w:t>
+      </w:r>
+      <w:proofErr w:type="spellStart"/>
+      <w:proofErr w:type="gramStart"/>
+      <w:r>
+        <w:rPr>
+          <w:b/>
+          <w:sz w:val="22"/>
+        </w:rPr>
+        <w:t>GeometrySchlickGGX</w:t>
+      </w:r>
+      <w:proofErr w:type="spellEnd"/>
+      <w:r>
+        <w:rPr>
+          <w:b/>
+          <w:sz w:val="22"/>
+        </w:rPr>
+        <w:t>(</w:t>
+      </w:r>
+      <w:proofErr w:type="gramEnd"/>
+      <w:r>
+        <w:rPr>
+          <w:b/>
+          <w:sz w:val="22"/>
+        </w:rPr>
+        <w:t xml:space="preserve">float </w:t>
+      </w:r>
+      <w:proofErr w:type="spellStart"/>
+      <w:r>
+        <w:rPr>
+          <w:b/>
+          <w:sz w:val="22"/>
+        </w:rPr>
+        <w:t>NdotV</w:t>
+      </w:r>
+      <w:proofErr w:type="spellEnd"/>
+      <w:r>
+        <w:rPr>
+          <w:b/>
+          <w:sz w:val="22"/>
+        </w:rPr>
+        <w:t>, float roughness)</w:t>
+      </w:r>
+    </w:p>
+    <w:p>
+      <w:pPr>
+        <w:jc w:val="left"/>
+        <w:rPr>
+          <w:b/>
+          <w:sz w:val="22"/>
+        </w:rPr>
+      </w:pPr>
+      <w:r>
+        <w:rPr>
+          <w:b/>
+          <w:sz w:val="22"/>
+        </w:rPr>
+        <w:t xml:space="preserve"> {</w:t>
+      </w:r>
+    </w:p>
+    <w:p>
+      <w:pPr>
+        <w:jc w:val="left"/>
+        <w:rPr>
+          <w:rFonts w:hint="eastAsia"/>
+          <w:b/>
+          <w:sz w:val="22"/>
+        </w:rPr>
+      </w:pPr>
+      <w:r>
+        <w:rPr>
+          <w:rFonts w:hint="eastAsia"/>
+          <w:b/>
+          <w:sz w:val="22"/>
+        </w:rPr>
+        <w:t xml:space="preserve">    </w:t>
+      </w:r>
+      <w:r>
+        <w:rPr>
+          <w:b/>
+          <w:sz w:val="22"/>
+        </w:rPr>
+        <w:t>……………………</w:t>
+      </w:r>
+    </w:p>
+    <w:p>
+      <w:pPr>
+        <w:ind w:firstLineChars="200" w:firstLine="440"/>
+        <w:jc w:val="left"/>
+        <w:rPr>
+          <w:b/>
+          <w:sz w:val="22"/>
+        </w:rPr>
+      </w:pPr>
+      <w:proofErr w:type="gramStart"/>
+      <w:r>
+        <w:rPr>
+          <w:b/>
+          <w:sz w:val="22"/>
+        </w:rPr>
+        <w:t>// [</w:t>
+      </w:r>
+      <w:proofErr w:type="gramEnd"/>
+      <w:r>
+        <w:rPr>
+          <w:b/>
+          <w:sz w:val="22"/>
+        </w:rPr>
+        <w:t>추가] 안전한 최소값 보장</w:t>
+      </w:r>
+    </w:p>
+    <w:p>
+      <w:pPr>
+        <w:jc w:val="left"/>
+        <w:rPr>
+          <w:b/>
+          <w:sz w:val="22"/>
+        </w:rPr>
+      </w:pPr>
+      <w:r>
+        <w:rPr>
+          <w:b/>
+          <w:sz w:val="22"/>
+        </w:rPr>
+        <w:t xml:space="preserve">     </w:t>
+      </w:r>
+      <w:proofErr w:type="spellStart"/>
+      <w:r>
+        <w:rPr>
+          <w:b/>
+          <w:sz w:val="22"/>
+        </w:rPr>
+        <w:t>denom</w:t>
+      </w:r>
+      <w:proofErr w:type="spellEnd"/>
+      <w:r>
+        <w:rPr>
+          <w:b/>
+          <w:sz w:val="22"/>
+        </w:rPr>
+        <w:t xml:space="preserve"> = </w:t>
+      </w:r>
+      <w:proofErr w:type="gramStart"/>
+      <w:r>
+        <w:rPr>
+          <w:b/>
+          <w:sz w:val="22"/>
+        </w:rPr>
+        <w:t>max(</w:t>
+      </w:r>
+      <w:proofErr w:type="spellStart"/>
+      <w:proofErr w:type="gramEnd"/>
+      <w:r>
+        <w:rPr>
+          <w:b/>
+          <w:sz w:val="22"/>
+        </w:rPr>
+        <w:t>denom</w:t>
+      </w:r>
+      <w:proofErr w:type="spellEnd"/>
+      <w:r>
+        <w:rPr>
+          <w:b/>
+          <w:sz w:val="22"/>
+        </w:rPr>
+        <w:t>, 0.0001</w:t>
+      </w:r>
+      <w:proofErr w:type="gramStart"/>
+      <w:r>
+        <w:rPr>
+          <w:b/>
+          <w:sz w:val="22"/>
+        </w:rPr>
+        <w:t>);</w:t>
+      </w:r>
+      <w:proofErr w:type="gramEnd"/>
+    </w:p>
+    <w:p>
+      <w:pPr>
+        <w:jc w:val="left"/>
+        <w:rPr>
+          <w:b/>
+          <w:sz w:val="22"/>
+        </w:rPr>
+      </w:pPr>
+    </w:p>
+    <w:p>
+      <w:pPr>
+        <w:jc w:val="left"/>
+        <w:rPr>
+          <w:b/>
+          <w:sz w:val="22"/>
+        </w:rPr>
+      </w:pPr>
+      <w:r>
+        <w:rPr>
+          <w:b/>
+          <w:sz w:val="22"/>
+        </w:rPr>
+        <w:t xml:space="preserve">     return nom / </w:t>
+      </w:r>
+      <w:proofErr w:type="spellStart"/>
+      <w:proofErr w:type="gramStart"/>
+      <w:r>
+        <w:rPr>
+          <w:b/>
+          <w:sz w:val="22"/>
+        </w:rPr>
+        <w:t>denom</w:t>
+      </w:r>
+      <w:proofErr w:type="spellEnd"/>
+      <w:r>
+        <w:rPr>
+          <w:b/>
+          <w:sz w:val="22"/>
+        </w:rPr>
+        <w:t>;</w:t>
+      </w:r>
+      <w:proofErr w:type="gramEnd"/>
+    </w:p>
+    <w:p>
+      <w:pPr>
+        <w:jc w:val="left"/>
+        <w:rPr>
+          <w:b/>
+          <w:sz w:val="22"/>
+        </w:rPr>
+      </w:pPr>
+      <w:r>
+        <w:rPr>
+          <w:b/>
+          <w:sz w:val="22"/>
+        </w:rPr>
+        <w:t xml:space="preserve"> }</w:t>
+      </w:r>
+    </w:p>
+    <w:p>
+      <w:pPr>
+        <w:jc w:val="left"/>
+        <w:rPr>
+          <w:b/>
+          <w:sz w:val="22"/>
+        </w:rPr>
+      </w:pPr>
+    </w:p>
+    <w:p>
+      <w:pPr>
+        <w:jc w:val="left"/>
+        <w:rPr>
+          <w:b/>
+          <w:sz w:val="22"/>
+        </w:rPr>
+      </w:pPr>
+    </w:p>
+    <w:p>
+      <w:pPr>
+        <w:jc w:val="left"/>
+        <w:rPr>
+          <w:rFonts w:hint="eastAsia"/>
+          <w:b/>
+          <w:sz w:val="22"/>
+        </w:rPr>
+      </w:pPr>
+    </w:p>
+    <w:p>
+      <w:pPr>
+        <w:jc w:val="left"/>
+        <w:rPr>
+          <w:b/>
+          <w:sz w:val="22"/>
+        </w:rPr>
+      </w:pPr>
+      <w:r>
+        <w:rPr>
+          <w:b/>
+          <w:sz w:val="22"/>
+        </w:rPr>
+        <w:lastRenderedPageBreak/>
+        <w:t>수정 3: Lighting 함수의 Specular 계산 안정화</w:t>
+      </w:r>
+    </w:p>
+    <w:p>
+      <w:pPr>
+        <w:jc w:val="left"/>
+        <w:rPr>
+          <w:b/>
+          <w:sz w:val="22"/>
+        </w:rPr>
+      </w:pPr>
+      <w:r>
+        <w:rPr>
+          <w:b/>
+          <w:sz w:val="22"/>
+        </w:rPr>
+        <w:t xml:space="preserve"> float3 numerator = NDF * G * </w:t>
+      </w:r>
+      <w:proofErr w:type="gramStart"/>
+      <w:r>
+        <w:rPr>
+          <w:b/>
+          <w:sz w:val="22"/>
+        </w:rPr>
+        <w:t>F;</w:t>
+      </w:r>
+      <w:proofErr w:type="gramEnd"/>
+    </w:p>
+    <w:p>
+      <w:pPr>
+        <w:jc w:val="left"/>
+        <w:rPr>
+          <w:b/>
+          <w:sz w:val="22"/>
+        </w:rPr>
+      </w:pPr>
+      <w:r>
+        <w:rPr>
+          <w:b/>
+          <w:sz w:val="22"/>
+        </w:rPr>
+        <w:t xml:space="preserve"> float denominator = 4.0 * </w:t>
+      </w:r>
+      <w:proofErr w:type="gramStart"/>
+      <w:r>
+        <w:rPr>
+          <w:b/>
+          <w:sz w:val="22"/>
+        </w:rPr>
+        <w:t>saturate(dot(</w:t>
+      </w:r>
+      <w:proofErr w:type="gramEnd"/>
+      <w:r>
+        <w:rPr>
+          <w:b/>
+          <w:sz w:val="22"/>
+        </w:rPr>
+        <w:t xml:space="preserve">N, V)) * </w:t>
+      </w:r>
+      <w:proofErr w:type="spellStart"/>
+      <w:r>
+        <w:rPr>
+          <w:b/>
+          <w:sz w:val="22"/>
+        </w:rPr>
+        <w:t>NdotL</w:t>
+      </w:r>
+      <w:proofErr w:type="spellEnd"/>
+      <w:r>
+        <w:rPr>
+          <w:b/>
+          <w:sz w:val="22"/>
+        </w:rPr>
+        <w:t xml:space="preserve"> + </w:t>
+      </w:r>
+      <w:proofErr w:type="gramStart"/>
+      <w:r>
+        <w:rPr>
+          <w:b/>
+          <w:sz w:val="22"/>
+        </w:rPr>
+        <w:t>0.0001;</w:t>
+      </w:r>
+      <w:proofErr w:type="gramEnd"/>
+    </w:p>
+    <w:p>
+      <w:pPr>
+        <w:jc w:val="left"/>
+        <w:rPr>
+          <w:b/>
+          <w:sz w:val="22"/>
+        </w:rPr>
+      </w:pPr>
+    </w:p>
+    <w:p>
+      <w:pPr>
+        <w:jc w:val="left"/>
+        <w:rPr>
+          <w:b/>
+          <w:sz w:val="22"/>
+        </w:rPr>
+      </w:pPr>
+      <w:r>
+        <w:rPr>
+          <w:b/>
+          <w:sz w:val="22"/>
+        </w:rPr>
+        <w:t xml:space="preserve"> </w:t>
+      </w:r>
+      <w:proofErr w:type="gramStart"/>
+      <w:r>
+        <w:rPr>
+          <w:b/>
+          <w:sz w:val="22"/>
+        </w:rPr>
+        <w:t>// [</w:t>
+      </w:r>
+      <w:proofErr w:type="gramEnd"/>
+      <w:r>
+        <w:rPr>
+          <w:b/>
+          <w:sz w:val="22"/>
+        </w:rPr>
+        <w:t>추가] 분모 최소값 보장</w:t>
+      </w:r>
+    </w:p>
+    <w:p>
+      <w:pPr>
+        <w:jc w:val="left"/>
+        <w:rPr>
+          <w:b/>
+          <w:sz w:val="22"/>
+        </w:rPr>
+      </w:pPr>
+      <w:r>
+        <w:rPr>
+          <w:b/>
+          <w:sz w:val="22"/>
+        </w:rPr>
+        <w:t xml:space="preserve"> denominator = </w:t>
+      </w:r>
+      <w:proofErr w:type="gramStart"/>
+      <w:r>
+        <w:rPr>
+          <w:b/>
+          <w:sz w:val="22"/>
+        </w:rPr>
+        <w:t>max(</w:t>
+      </w:r>
+      <w:proofErr w:type="gramEnd"/>
+      <w:r>
+        <w:rPr>
+          <w:b/>
+          <w:sz w:val="22"/>
+        </w:rPr>
+        <w:t>denominator, 0.001</w:t>
+      </w:r>
+      <w:proofErr w:type="gramStart"/>
+      <w:r>
+        <w:rPr>
+          <w:b/>
+          <w:sz w:val="22"/>
+        </w:rPr>
+        <w:t>);</w:t>
+      </w:r>
+      <w:proofErr w:type="gramEnd"/>
+    </w:p>
+    <w:p>
+      <w:pPr>
+        <w:jc w:val="left"/>
+        <w:rPr>
+          <w:b/>
+          <w:sz w:val="22"/>
+        </w:rPr>
+      </w:pPr>
+    </w:p>
+    <w:p>
+      <w:pPr>
+        <w:jc w:val="left"/>
+        <w:rPr>
+          <w:b/>
+          <w:sz w:val="22"/>
+        </w:rPr>
+      </w:pPr>
+      <w:r>
+        <w:rPr>
+          <w:b/>
+          <w:sz w:val="22"/>
+        </w:rPr>
+        <w:t xml:space="preserve"> float3 specular = numerator / </w:t>
+      </w:r>
+      <w:proofErr w:type="gramStart"/>
+      <w:r>
+        <w:rPr>
+          <w:b/>
+          <w:sz w:val="22"/>
+        </w:rPr>
+        <w:t>denominator;</w:t>
+      </w:r>
+      <w:proofErr w:type="gramEnd"/>
+    </w:p>
+    <w:p>
+      <w:pPr>
+        <w:jc w:val="left"/>
+        <w:rPr>
+          <w:b/>
+          <w:sz w:val="22"/>
+        </w:rPr>
+      </w:pPr>
+    </w:p>
+    <w:p>
+      <w:pPr>
+        <w:jc w:val="left"/>
+        <w:rPr>
+          <w:b/>
+          <w:sz w:val="22"/>
+        </w:rPr>
+      </w:pPr>
+      <w:r>
+        <w:rPr>
+          <w:b/>
+          <w:sz w:val="22"/>
+        </w:rPr>
+        <w:t xml:space="preserve"> </w:t>
+      </w:r>
+      <w:proofErr w:type="gramStart"/>
+      <w:r>
+        <w:rPr>
+          <w:b/>
+          <w:sz w:val="22"/>
+        </w:rPr>
+        <w:t>// [</w:t>
+      </w:r>
+      <w:proofErr w:type="gramEnd"/>
+      <w:r>
+        <w:rPr>
+          <w:b/>
+          <w:sz w:val="22"/>
+        </w:rPr>
+        <w:t>추가] Specular 최대값 제한 (overflow 방지)</w:t>
+      </w:r>
+    </w:p>
+    <w:p>
+      <w:pPr>
+        <w:jc w:val="left"/>
+        <w:rPr>
+          <w:b/>
+          <w:sz w:val="22"/>
+        </w:rPr>
+      </w:pPr>
+      <w:r>
+        <w:rPr>
+          <w:b/>
+          <w:sz w:val="22"/>
+        </w:rPr>
+        <w:t xml:space="preserve"> specular = </w:t>
+      </w:r>
+      <w:proofErr w:type="gramStart"/>
+      <w:r>
+        <w:rPr>
+          <w:b/>
+          <w:sz w:val="22"/>
+        </w:rPr>
+        <w:t>min(</w:t>
+      </w:r>
+      <w:proofErr w:type="gramEnd"/>
+      <w:r>
+        <w:rPr>
+          <w:b/>
+          <w:sz w:val="22"/>
+        </w:rPr>
+        <w:t>specular, 100.0</w:t>
+      </w:r>
+      <w:proofErr w:type="gramStart"/>
+      <w:r>
+        <w:rPr>
+          <w:b/>
+          <w:sz w:val="22"/>
+        </w:rPr>
+        <w:t>);</w:t>
+      </w:r>
+      <w:proofErr w:type="gramEnd"/>
+    </w:p>
+    <w:p>
+      <w:pPr>
+        <w:jc w:val="left"/>
+        <w:rPr>
+          <w:b/>
+          <w:sz w:val="22"/>
+        </w:rPr>
+      </w:pPr>
+    </w:p>
+    <w:p>
+      <w:pPr>
+        <w:jc w:val="left"/>
+        <w:rPr>
+          <w:b/>
+          <w:sz w:val="22"/>
+        </w:rPr>
+      </w:pPr>
+      <w:r>
+        <w:rPr>
+          <w:b/>
+          <w:sz w:val="22"/>
+        </w:rPr>
+        <w:t>- Division by Zero 방지: 모든 나눗셈 연산에서 분모가 최소 0.0001 이상 유지</w:t>
+      </w:r>
+    </w:p>
+    <w:p>
+      <w:pPr>
+        <w:jc w:val="left"/>
+        <w:rPr>
+          <w:b/>
+          <w:sz w:val="22"/>
+        </w:rPr>
+      </w:pPr>
+      <w:r>
+        <w:rPr>
+          <w:b/>
+          <w:sz w:val="22"/>
+        </w:rPr>
+        <w:t xml:space="preserve"> - Overflow 방지: Specular 값을 최대 100.0으로 제한</w:t>
+      </w:r>
+    </w:p>
+    <w:p>
+      <w:pPr>
+        <w:jc w:val="left"/>
+        <w:rPr>
+          <w:b/>
+          <w:sz w:val="22"/>
+        </w:rPr>
+      </w:pPr>
+      <w:r>
+        <w:rPr>
+          <w:b/>
+          <w:sz w:val="22"/>
+        </w:rPr>
+        <w:t xml:space="preserve"> - 수치 안정성 확보: 극단적인 각도/roughness 값에서도 안정적인 계산 보장</w:t>
+      </w:r>
+    </w:p>
+    <w:p>
+      <w:pPr>
+        <w:jc w:val="left"/>
+        <w:rPr>
+          <w:b/>
+          <w:sz w:val="22"/>
+        </w:rPr>
+      </w:pPr>
+    </w:p>
+    <w:p>
+      <w:pPr>
+        <w:jc w:val="left"/>
+        <w:rPr>
+          <w:b/>
+          <w:sz w:val="22"/>
+        </w:rPr>
+      </w:pPr>
+    </w:p>
+    <w:p>
+      <w:pPr>
+        <w:jc w:val="left"/>
+        <w:rPr>
+          <w:b/>
+          <w:sz w:val="22"/>
+        </w:rPr>
+      </w:pPr>
+    </w:p>
+    <w:p>
+      <w:pPr>
+        <w:jc w:val="left"/>
+        <w:rPr>
+          <w:b/>
+          <w:sz w:val="22"/>
+        </w:rPr>
+      </w:pPr>
+    </w:p>
+    <w:p>
+      <w:pPr>
+        <w:jc w:val="left"/>
+        <w:rPr>
+          <w:b/>
+          <w:sz w:val="22"/>
+        </w:rPr>
+      </w:pPr>
+    </w:p>
+    <w:p>
+      <w:pPr>
+        <w:jc w:val="left"/>
+        <w:rPr>
+          <w:b/>
+          <w:sz w:val="22"/>
+        </w:rPr>
+      </w:pPr>
+    </w:p>
+    <w:p>
+      <w:pPr>
+        <w:jc w:val="left"/>
+        <w:rPr>
+          <w:b/>
+          <w:sz w:val="22"/>
+        </w:rPr>
+      </w:pPr>
+    </w:p>
+    <w:p>
+      <w:pPr>
+        <w:jc w:val="left"/>
+        <w:rPr>
+          <w:b/>
+          <w:sz w:val="22"/>
+        </w:rPr>
+      </w:pPr>
+    </w:p>
+    <w:p>
+      <w:pPr>
+        <w:jc w:val="left"/>
+        <w:rPr>
+          <w:b/>
+          <w:sz w:val="22"/>
+        </w:rPr>
+      </w:pPr>
+    </w:p>
+    <w:p>
+      <w:pPr>
+        <w:jc w:val="left"/>
+        <w:rPr>
+          <w:b/>
+          <w:sz w:val="22"/>
+        </w:rPr>
+      </w:pPr>
+    </w:p>
+    <w:p>
+      <w:pPr>
+        <w:jc w:val="left"/>
+        <w:rPr>
+          <w:b/>
+          <w:sz w:val="22"/>
+        </w:rPr>
+      </w:pPr>
+    </w:p>
+    <w:p>
+      <w:pPr>
+        <w:jc w:val="left"/>
+        <w:rPr>
+          <w:b/>
+          <w:sz w:val="22"/>
+        </w:rPr>
+      </w:pPr>
+    </w:p>
+    <w:p>
+      <w:pPr>
+        <w:pStyle w:val="a3"/>
+        <w:numPr>
+          <w:ilvl w:val="0"/>
+          <w:numId w:val="16"/>
+        </w:numPr>
+        <w:ind w:leftChars="0"/>
+        <w:jc w:val="left"/>
+        <w:rPr>
+          <w:b/>
+          <w:bCs/>
+          <w:sz w:val="40"/>
+          <w:szCs w:val="40"/>
+        </w:rPr>
+      </w:pPr>
+      <w:r>
+        <w:rPr>
+          <w:rFonts w:hint="eastAsia"/>
+          <w:b/>
+          <w:bCs/>
+          <w:sz w:val="40"/>
+          <w:szCs w:val="40"/>
+        </w:rPr>
+        <w:lastRenderedPageBreak/>
+        <w:t xml:space="preserve"> </w:t>
+      </w:r>
+      <w:r>
+        <w:rPr>
+          <w:b/>
+          <w:bCs/>
+          <w:sz w:val="40"/>
+          <w:szCs w:val="40"/>
+        </w:rPr>
+        <w:t xml:space="preserve">directional light의 </w:t>
+      </w:r>
+      <w:proofErr w:type="spellStart"/>
+      <w:r>
+        <w:rPr>
+          <w:b/>
+          <w:bCs/>
+          <w:sz w:val="40"/>
+          <w:szCs w:val="40"/>
+        </w:rPr>
+        <w:t>메쉬마다</w:t>
+      </w:r>
+      <w:proofErr w:type="spellEnd"/>
+      <w:r>
+        <w:rPr>
+          <w:b/>
+          <w:bCs/>
+          <w:sz w:val="40"/>
+          <w:szCs w:val="40"/>
+        </w:rPr>
+        <w:t xml:space="preserve"> 비정상적인 빛의 세기</w:t>
+      </w:r>
+    </w:p>
+    <w:p>
+      <w:pPr>
+        <w:jc w:val="left"/>
+        <w:rPr>
+          <w:b/>
+          <w:sz w:val="22"/>
+        </w:rPr>
+      </w:pPr>
+      <w:r>
+        <w:rPr>
+          <w:b/>
+          <w:sz w:val="22"/>
+        </w:rPr>
+        <w:t xml:space="preserve">const float PI = </w:t>
+      </w:r>
+      <w:proofErr w:type="gramStart"/>
+      <w:r>
+        <w:rPr>
+          <w:b/>
+          <w:sz w:val="22"/>
+        </w:rPr>
+        <w:t>3.14159265359;</w:t>
+      </w:r>
+      <w:proofErr w:type="gramEnd"/>
+    </w:p>
+    <w:p>
+      <w:pPr>
+        <w:jc w:val="left"/>
+        <w:rPr>
+          <w:b/>
+          <w:sz w:val="22"/>
+        </w:rPr>
+      </w:pPr>
+      <w:r>
+        <w:rPr>
+          <w:b/>
+          <w:sz w:val="22"/>
+        </w:rPr>
+        <w:t>이 값이 Lo += (</w:t>
+      </w:r>
+      <w:proofErr w:type="spellStart"/>
+      <w:r>
+        <w:rPr>
+          <w:b/>
+          <w:sz w:val="22"/>
+        </w:rPr>
+        <w:t>kD</w:t>
+      </w:r>
+      <w:proofErr w:type="spellEnd"/>
+      <w:r>
+        <w:rPr>
+          <w:b/>
+          <w:sz w:val="22"/>
+        </w:rPr>
+        <w:t xml:space="preserve"> * </w:t>
+      </w:r>
+      <w:proofErr w:type="gramStart"/>
+      <w:r>
+        <w:rPr>
+          <w:b/>
+          <w:sz w:val="22"/>
+        </w:rPr>
+        <w:t>albedo /</w:t>
+      </w:r>
+      <w:proofErr w:type="gramEnd"/>
+      <w:r>
+        <w:rPr>
+          <w:b/>
+          <w:sz w:val="22"/>
+        </w:rPr>
+        <w:t xml:space="preserve"> PI + specular) * radiance * </w:t>
+      </w:r>
+      <w:proofErr w:type="spellStart"/>
+      <w:r>
+        <w:rPr>
+          <w:b/>
+          <w:sz w:val="22"/>
+        </w:rPr>
+        <w:t>NdotL</w:t>
+      </w:r>
+      <w:proofErr w:type="spellEnd"/>
+      <w:r>
+        <w:rPr>
+          <w:b/>
+          <w:sz w:val="22"/>
+        </w:rPr>
+        <w:t xml:space="preserve">; </w:t>
+      </w:r>
+    </w:p>
+    <w:p>
+      <w:pPr>
+        <w:jc w:val="left"/>
+        <w:rPr>
+          <w:b/>
+          <w:sz w:val="22"/>
+        </w:rPr>
+      </w:pPr>
+      <w:r>
+        <w:rPr>
+          <w:b/>
+          <w:sz w:val="22"/>
+        </w:rPr>
+        <w:t xml:space="preserve">이 식에서 반복문의 </w:t>
+      </w:r>
+      <w:proofErr w:type="spellStart"/>
+      <w:r>
+        <w:rPr>
+          <w:b/>
+          <w:sz w:val="22"/>
+        </w:rPr>
+        <w:t>i</w:t>
+      </w:r>
+      <w:proofErr w:type="spellEnd"/>
+      <w:r>
+        <w:rPr>
+          <w:b/>
+          <w:sz w:val="22"/>
+        </w:rPr>
+        <w:t>와 충돌 → 이상한 값으로 계산이 된 듯</w:t>
+      </w:r>
+    </w:p>
+    <w:p>
+      <w:pPr>
+        <w:jc w:val="left"/>
+        <w:rPr>
+          <w:b/>
+          <w:sz w:val="22"/>
+        </w:rPr>
+      </w:pPr>
+      <w:r>
+        <w:rPr>
+          <w:b/>
+          <w:sz w:val="22"/>
+        </w:rPr>
+        <w:t>static const float PI = 3.14159265359; 로 바꿔서 해결</w:t>
+      </w:r>
+    </w:p>
+    <w:p>
+      <w:pPr>
+        <w:jc w:val="left"/>
+        <w:rPr>
+          <w:b/>
+          <w:sz w:val="22"/>
+        </w:rPr>
+      </w:pPr>
+    </w:p>
+    <w:p>
+      <w:pPr>
+        <w:pStyle w:val="a3"/>
+        <w:numPr>
+          <w:ilvl w:val="0"/>
+          <w:numId w:val="16"/>
+        </w:numPr>
+        <w:ind w:leftChars="0"/>
+        <w:jc w:val="left"/>
+        <w:rPr>
+          <w:rFonts w:hint="eastAsia"/>
+          <w:b/>
+          <w:bCs/>
+          <w:sz w:val="40"/>
+          <w:szCs w:val="40"/>
+        </w:rPr>
+      </w:pPr>
+      <w:r>
+        <w:rPr>
+          <w:rFonts w:hint="eastAsia"/>
+          <w:b/>
+          <w:bCs/>
+          <w:sz w:val="40"/>
+          <w:szCs w:val="40"/>
+        </w:rPr>
+        <w:t xml:space="preserve"> </w:t>
+      </w:r>
+      <w:r>
+        <w:rPr>
+          <w:b/>
+          <w:bCs/>
+          <w:sz w:val="40"/>
+          <w:szCs w:val="40"/>
+        </w:rPr>
+        <w:t>카메라 이동으로 인한 버그 해결</w:t>
+      </w:r>
+    </w:p>
+    <w:p>
+      <w:pPr>
+        <w:ind w:left="440"/>
+        <w:jc w:val="left"/>
+        <w:rPr>
+          <w:b/>
+          <w:sz w:val="22"/>
+        </w:rPr>
+      </w:pPr>
+    </w:p>
+    <w:p>
+      <w:pPr>
+        <w:ind w:left="440"/>
+        <w:jc w:val="left"/>
+        <w:rPr>
+          <w:b/>
+          <w:sz w:val="22"/>
+        </w:rPr>
+      </w:pPr>
+      <w:r>
+        <w:rPr>
+          <w:b/>
+          <w:sz w:val="22"/>
+        </w:rPr>
+        <w:t>카메라 각도에 따른 조명 소실 문제 해결 보고서</w:t>
+      </w:r>
+    </w:p>
+    <w:p>
+      <w:pPr>
+        <w:ind w:firstLine="440"/>
+        <w:jc w:val="left"/>
+        <w:rPr>
+          <w:b/>
+          <w:sz w:val="22"/>
+        </w:rPr>
+      </w:pPr>
+      <w:r>
+        <w:rPr>
+          <w:rFonts w:hint="eastAsia"/>
+          <w:b/>
+          <w:sz w:val="22"/>
+        </w:rPr>
+        <w:t xml:space="preserve">* </w:t>
+      </w:r>
+      <w:r>
+        <w:rPr>
+          <w:b/>
+          <w:sz w:val="22"/>
+        </w:rPr>
+        <w:t>문제 현상</w:t>
+      </w:r>
+    </w:p>
+    <w:p>
+      <w:pPr>
+        <w:ind w:left="440"/>
+        <w:jc w:val="left"/>
+        <w:rPr>
+          <w:b/>
+          <w:sz w:val="22"/>
+        </w:rPr>
+      </w:pPr>
+      <w:r>
+        <w:rPr>
+          <w:b/>
+          <w:sz w:val="22"/>
+        </w:rPr>
+        <w:t xml:space="preserve"> - 증상: 일반 GLTF </w:t>
+      </w:r>
+      <w:proofErr w:type="spellStart"/>
+      <w:r>
+        <w:rPr>
+          <w:b/>
+          <w:sz w:val="22"/>
+        </w:rPr>
+        <w:t>메쉬에서</w:t>
+      </w:r>
+      <w:proofErr w:type="spellEnd"/>
+      <w:r>
+        <w:rPr>
+          <w:b/>
+          <w:sz w:val="22"/>
+        </w:rPr>
+        <w:t xml:space="preserve"> 카메라 각도/위치에 따라 Directional Light(분홍색)가 보였다 사라졌다 함</w:t>
+      </w:r>
+    </w:p>
+    <w:p>
+      <w:pPr>
+        <w:ind w:left="440"/>
+        <w:jc w:val="left"/>
+        <w:rPr>
+          <w:b/>
+          <w:sz w:val="22"/>
+        </w:rPr>
+      </w:pPr>
+      <w:r>
+        <w:rPr>
+          <w:b/>
+          <w:sz w:val="22"/>
+        </w:rPr>
+        <w:t xml:space="preserve"> - 특이사항: Skinned </w:t>
+      </w:r>
+      <w:proofErr w:type="spellStart"/>
+      <w:r>
+        <w:rPr>
+          <w:b/>
+          <w:sz w:val="22"/>
+        </w:rPr>
+        <w:t>메쉬는</w:t>
+      </w:r>
+      <w:proofErr w:type="spellEnd"/>
+      <w:r>
+        <w:rPr>
+          <w:b/>
+          <w:sz w:val="22"/>
+        </w:rPr>
+        <w:t xml:space="preserve"> 정상 작동, 일반 </w:t>
+      </w:r>
+      <w:proofErr w:type="spellStart"/>
+      <w:r>
+        <w:rPr>
+          <w:b/>
+          <w:sz w:val="22"/>
+        </w:rPr>
+        <w:t>메쉬만</w:t>
+      </w:r>
+      <w:proofErr w:type="spellEnd"/>
+      <w:r>
+        <w:rPr>
+          <w:b/>
+          <w:sz w:val="22"/>
+        </w:rPr>
+        <w:t xml:space="preserve"> 문제 발생</w:t>
+      </w:r>
+    </w:p>
+    <w:p>
+      <w:pPr>
+        <w:ind w:left="440"/>
+        <w:jc w:val="left"/>
+        <w:rPr>
+          <w:b/>
+          <w:sz w:val="22"/>
+        </w:rPr>
+      </w:pPr>
+      <w:r>
+        <w:rPr>
+          <w:b/>
+          <w:sz w:val="22"/>
+        </w:rPr>
+        <w:t xml:space="preserve"> - Ambient Light: 정상 작동 (텍스처는 항상 보임)</w:t>
+      </w:r>
+    </w:p>
+    <w:p>
+      <w:pPr>
+        <w:ind w:left="440"/>
+        <w:jc w:val="left"/>
+        <w:rPr>
+          <w:b/>
+          <w:sz w:val="22"/>
+        </w:rPr>
+      </w:pPr>
+      <w:r>
+        <w:rPr>
+          <w:rFonts w:hint="eastAsia"/>
+          <w:b/>
+          <w:sz w:val="22"/>
+        </w:rPr>
+        <w:t xml:space="preserve">* </w:t>
+      </w:r>
+      <w:r>
+        <w:rPr>
+          <w:b/>
+          <w:sz w:val="22"/>
+        </w:rPr>
+        <w:t>원인 분석 과정</w:t>
+      </w:r>
+    </w:p>
+    <w:p>
+      <w:pPr>
+        <w:ind w:left="440" w:firstLineChars="100" w:firstLine="220"/>
+        <w:jc w:val="left"/>
+        <w:rPr>
+          <w:b/>
+          <w:sz w:val="22"/>
+        </w:rPr>
+      </w:pPr>
+      <w:r>
+        <w:rPr>
+          <w:b/>
+          <w:sz w:val="22"/>
+        </w:rPr>
+        <w:t xml:space="preserve">- Lighting 함수 우회 테스트: 단순 albedo * </w:t>
+      </w:r>
+      <w:proofErr w:type="spellStart"/>
+      <w:r>
+        <w:rPr>
+          <w:b/>
+          <w:sz w:val="22"/>
+        </w:rPr>
+        <w:t>lightColor</w:t>
+      </w:r>
+      <w:proofErr w:type="spellEnd"/>
+      <w:r>
+        <w:rPr>
+          <w:b/>
+          <w:sz w:val="22"/>
+        </w:rPr>
+        <w:t xml:space="preserve"> * </w:t>
+      </w:r>
+      <w:proofErr w:type="spellStart"/>
+      <w:r>
+        <w:rPr>
+          <w:b/>
+          <w:sz w:val="22"/>
+        </w:rPr>
+        <w:t>NdotL</w:t>
+      </w:r>
+      <w:proofErr w:type="spellEnd"/>
+      <w:r>
+        <w:rPr>
+          <w:b/>
+          <w:sz w:val="22"/>
+        </w:rPr>
+        <w:t xml:space="preserve"> 계산 → 정상 작동</w:t>
+      </w:r>
+    </w:p>
+    <w:p>
+      <w:pPr>
+        <w:ind w:left="440"/>
+        <w:jc w:val="left"/>
+        <w:rPr>
+          <w:b/>
+          <w:sz w:val="22"/>
+        </w:rPr>
+      </w:pPr>
+      <w:r>
+        <w:rPr>
+          <w:b/>
+          <w:sz w:val="22"/>
+        </w:rPr>
+        <w:t xml:space="preserve"> </w:t>
+      </w:r>
+      <w:r>
+        <w:rPr>
+          <w:rFonts w:hint="eastAsia"/>
+          <w:b/>
+          <w:sz w:val="22"/>
+        </w:rPr>
+        <w:t xml:space="preserve"> </w:t>
+      </w:r>
+      <w:r>
+        <w:rPr>
+          <w:b/>
+          <w:sz w:val="22"/>
+        </w:rPr>
+        <w:t>-결론: Lighting 함수 내부의 PBR 계산에 문제</w:t>
+      </w:r>
+    </w:p>
+    <w:p>
+      <w:pPr>
+        <w:ind w:left="440" w:firstLineChars="100" w:firstLine="220"/>
+        <w:jc w:val="left"/>
+        <w:rPr>
+          <w:b/>
+          <w:sz w:val="22"/>
+        </w:rPr>
+      </w:pPr>
+      <w:r>
+        <w:rPr>
+          <w:b/>
+          <w:sz w:val="22"/>
+        </w:rPr>
+        <w:t xml:space="preserve"> PBR 구성 요소 분리</w:t>
+      </w:r>
+    </w:p>
+    <w:p>
+      <w:pPr>
+        <w:ind w:left="440"/>
+        <w:jc w:val="left"/>
+        <w:rPr>
+          <w:b/>
+          <w:sz w:val="22"/>
+        </w:rPr>
+      </w:pPr>
+      <w:r>
+        <w:rPr>
+          <w:b/>
+          <w:sz w:val="22"/>
+        </w:rPr>
+        <w:t xml:space="preserve"> - Diffuse only (</w:t>
+      </w:r>
+      <w:proofErr w:type="spellStart"/>
+      <w:r>
+        <w:rPr>
+          <w:b/>
+          <w:sz w:val="22"/>
+        </w:rPr>
+        <w:t>kD</w:t>
+      </w:r>
+      <w:proofErr w:type="spellEnd"/>
+      <w:r>
+        <w:rPr>
+          <w:b/>
+          <w:sz w:val="22"/>
+        </w:rPr>
+        <w:t xml:space="preserve"> 제거): albedo * radiance * </w:t>
+      </w:r>
+      <w:proofErr w:type="spellStart"/>
+      <w:r>
+        <w:rPr>
+          <w:b/>
+          <w:sz w:val="22"/>
+        </w:rPr>
+        <w:t>NdotL</w:t>
+      </w:r>
+      <w:proofErr w:type="spellEnd"/>
+      <w:r>
+        <w:rPr>
+          <w:b/>
+          <w:sz w:val="22"/>
+        </w:rPr>
+        <w:t xml:space="preserve"> → 정상</w:t>
+      </w:r>
+    </w:p>
+    <w:p>
+      <w:pPr>
+        <w:ind w:left="440"/>
+        <w:jc w:val="left"/>
+        <w:rPr>
+          <w:b/>
+          <w:sz w:val="22"/>
+        </w:rPr>
+      </w:pPr>
+      <w:r>
+        <w:rPr>
+          <w:b/>
+          <w:sz w:val="22"/>
+        </w:rPr>
+        <w:t xml:space="preserve"> - Diffuse with </w:t>
+      </w:r>
+      <w:proofErr w:type="spellStart"/>
+      <w:r>
+        <w:rPr>
+          <w:b/>
+          <w:sz w:val="22"/>
+        </w:rPr>
+        <w:t>kD</w:t>
+      </w:r>
+      <w:proofErr w:type="spellEnd"/>
+      <w:r>
+        <w:rPr>
+          <w:b/>
+          <w:sz w:val="22"/>
+        </w:rPr>
+        <w:t>: (</w:t>
+      </w:r>
+      <w:proofErr w:type="spellStart"/>
+      <w:r>
+        <w:rPr>
+          <w:b/>
+          <w:sz w:val="22"/>
+        </w:rPr>
+        <w:t>kD</w:t>
+      </w:r>
+      <w:proofErr w:type="spellEnd"/>
+      <w:r>
+        <w:rPr>
+          <w:b/>
+          <w:sz w:val="22"/>
+        </w:rPr>
+        <w:t xml:space="preserve"> * </w:t>
+      </w:r>
+      <w:proofErr w:type="gramStart"/>
+      <w:r>
+        <w:rPr>
+          <w:b/>
+          <w:sz w:val="22"/>
+        </w:rPr>
+        <w:t>albedo /</w:t>
+      </w:r>
+      <w:proofErr w:type="gramEnd"/>
+      <w:r>
+        <w:rPr>
+          <w:b/>
+          <w:sz w:val="22"/>
+        </w:rPr>
+        <w:t xml:space="preserve"> PI) * radiance * </w:t>
+      </w:r>
+      <w:proofErr w:type="spellStart"/>
+      <w:r>
+        <w:rPr>
+          <w:b/>
+          <w:sz w:val="22"/>
+        </w:rPr>
+        <w:t>NdotL</w:t>
+      </w:r>
+      <w:proofErr w:type="spellEnd"/>
+      <w:r>
+        <w:rPr>
+          <w:b/>
+          <w:sz w:val="22"/>
+        </w:rPr>
+        <w:t xml:space="preserve"> → 일반 </w:t>
+      </w:r>
+      <w:proofErr w:type="spellStart"/>
+      <w:r>
+        <w:rPr>
+          <w:b/>
+          <w:sz w:val="22"/>
+        </w:rPr>
+        <w:t>메쉬</w:t>
+      </w:r>
+      <w:proofErr w:type="spellEnd"/>
+      <w:r>
+        <w:rPr>
+          <w:b/>
+          <w:sz w:val="22"/>
+        </w:rPr>
+        <w:t xml:space="preserve"> 검은색!</w:t>
+      </w:r>
+    </w:p>
+    <w:p>
+      <w:pPr>
+        <w:ind w:left="440"/>
+        <w:jc w:val="left"/>
+        <w:rPr>
+          <w:b/>
+          <w:sz w:val="22"/>
+        </w:rPr>
+      </w:pPr>
+      <w:r>
+        <w:rPr>
+          <w:b/>
+          <w:sz w:val="22"/>
+        </w:rPr>
+        <w:t xml:space="preserve"> - 결론: </w:t>
+      </w:r>
+      <w:proofErr w:type="spellStart"/>
+      <w:r>
+        <w:rPr>
+          <w:b/>
+          <w:sz w:val="22"/>
+        </w:rPr>
+        <w:t>kD</w:t>
+      </w:r>
+      <w:proofErr w:type="spellEnd"/>
+      <w:r>
+        <w:rPr>
+          <w:b/>
+          <w:sz w:val="22"/>
+        </w:rPr>
+        <w:t xml:space="preserve"> 계산에 문제</w:t>
+      </w:r>
+    </w:p>
+    <w:p>
+      <w:pPr>
+        <w:ind w:left="440"/>
+        <w:jc w:val="left"/>
+        <w:rPr>
+          <w:b/>
+          <w:sz w:val="22"/>
+        </w:rPr>
+      </w:pPr>
+      <w:r>
+        <w:rPr>
+          <w:b/>
+          <w:sz w:val="22"/>
+        </w:rPr>
+        <w:tab/>
+        <w:t xml:space="preserve"> </w:t>
+      </w:r>
+      <w:proofErr w:type="spellStart"/>
+      <w:r>
+        <w:rPr>
+          <w:b/>
+          <w:sz w:val="22"/>
+        </w:rPr>
+        <w:t>kD</w:t>
+      </w:r>
+      <w:proofErr w:type="spellEnd"/>
+      <w:r>
+        <w:rPr>
+          <w:b/>
+          <w:sz w:val="22"/>
+        </w:rPr>
+        <w:t xml:space="preserve"> 계산 분석</w:t>
+      </w:r>
+    </w:p>
+    <w:p>
+      <w:pPr>
+        <w:ind w:left="440"/>
+        <w:jc w:val="left"/>
+        <w:rPr>
+          <w:b/>
+          <w:sz w:val="22"/>
+        </w:rPr>
+      </w:pPr>
+      <w:r>
+        <w:rPr>
+          <w:b/>
+          <w:sz w:val="22"/>
+        </w:rPr>
+        <w:t xml:space="preserve"> </w:t>
+      </w:r>
+      <w:r>
+        <w:rPr>
+          <w:rFonts w:hint="eastAsia"/>
+          <w:b/>
+          <w:sz w:val="22"/>
+        </w:rPr>
+        <w:t xml:space="preserve">   </w:t>
+      </w:r>
+      <w:proofErr w:type="spellStart"/>
+      <w:r>
+        <w:rPr>
+          <w:b/>
+          <w:sz w:val="22"/>
+        </w:rPr>
+        <w:t>kD</w:t>
+      </w:r>
+      <w:proofErr w:type="spellEnd"/>
+      <w:r>
+        <w:rPr>
+          <w:b/>
+          <w:sz w:val="22"/>
+        </w:rPr>
+        <w:t xml:space="preserve"> = (1.0 - F) * (1.0 - metallic)</w:t>
+      </w:r>
+    </w:p>
+    <w:p>
+      <w:pPr>
+        <w:widowControl/>
+        <w:wordWrap/>
+        <w:autoSpaceDE/>
+        <w:autoSpaceDN/>
+        <w:rPr>
+          <w:b/>
+          <w:sz w:val="22"/>
+        </w:rPr>
+      </w:pPr>
+      <w:r>
+        <w:rPr>
+          <w:b/>
+          <w:sz w:val="22"/>
+        </w:rPr>
+        <w:br w:type="page"/>
+      </w:r>
+    </w:p>
+    <w:p>
+      <w:pPr>
+        <w:ind w:left="440"/>
+        <w:jc w:val="left"/>
+        <w:rPr>
+          <w:b/>
+          <w:sz w:val="22"/>
+        </w:rPr>
+      </w:pPr>
+      <w:r>
+        <w:rPr>
+          <w:b/>
+          <w:sz w:val="22"/>
+        </w:rPr>
+        <w:lastRenderedPageBreak/>
+        <w:t>근본 원인 확인</w:t>
+      </w:r>
+    </w:p>
+    <w:p>
+      <w:pPr>
+        <w:ind w:left="440"/>
+        <w:jc w:val="left"/>
+        <w:rPr>
+          <w:b/>
+          <w:sz w:val="22"/>
+        </w:rPr>
+      </w:pPr>
+      <w:r>
+        <w:rPr>
+          <w:b/>
+          <w:sz w:val="22"/>
+        </w:rPr>
+        <w:t xml:space="preserve"> - </w:t>
+      </w:r>
+      <w:proofErr w:type="spellStart"/>
+      <w:r>
+        <w:rPr>
+          <w:b/>
+          <w:sz w:val="22"/>
+        </w:rPr>
+        <w:t>MetallicFactor</w:t>
+      </w:r>
+      <w:proofErr w:type="spellEnd"/>
+      <w:r>
+        <w:rPr>
+          <w:b/>
+          <w:sz w:val="22"/>
+        </w:rPr>
+        <w:t xml:space="preserve"> 값 확인:</w:t>
+      </w:r>
+    </w:p>
+    <w:p>
+      <w:pPr>
+        <w:ind w:left="440"/>
+        <w:jc w:val="left"/>
+        <w:rPr>
+          <w:b/>
+          <w:sz w:val="22"/>
+        </w:rPr>
+      </w:pPr>
+      <w:r>
+        <w:rPr>
+          <w:b/>
+          <w:sz w:val="22"/>
+        </w:rPr>
+        <w:t xml:space="preserve">   - 일반 </w:t>
+      </w:r>
+      <w:proofErr w:type="spellStart"/>
+      <w:r>
+        <w:rPr>
+          <w:b/>
+          <w:sz w:val="22"/>
+        </w:rPr>
+        <w:t>메쉬</w:t>
+      </w:r>
+      <w:proofErr w:type="spellEnd"/>
+      <w:r>
+        <w:rPr>
+          <w:b/>
+          <w:sz w:val="22"/>
+        </w:rPr>
+        <w:t xml:space="preserve">: </w:t>
+      </w:r>
+      <w:proofErr w:type="spellStart"/>
+      <w:r>
+        <w:rPr>
+          <w:b/>
+          <w:sz w:val="22"/>
+        </w:rPr>
+        <w:t>MetallicFactor</w:t>
+      </w:r>
+      <w:proofErr w:type="spellEnd"/>
+      <w:r>
+        <w:rPr>
+          <w:b/>
+          <w:sz w:val="22"/>
+        </w:rPr>
+        <w:t xml:space="preserve"> = 1.0 (완전 금속)</w:t>
+      </w:r>
+    </w:p>
+    <w:p>
+      <w:pPr>
+        <w:ind w:left="440"/>
+        <w:jc w:val="left"/>
+        <w:rPr>
+          <w:b/>
+          <w:sz w:val="22"/>
+        </w:rPr>
+      </w:pPr>
+      <w:r>
+        <w:rPr>
+          <w:b/>
+          <w:sz w:val="22"/>
+        </w:rPr>
+        <w:t xml:space="preserve">   - Skinned </w:t>
+      </w:r>
+      <w:proofErr w:type="spellStart"/>
+      <w:r>
+        <w:rPr>
+          <w:b/>
+          <w:sz w:val="22"/>
+        </w:rPr>
+        <w:t>메쉬</w:t>
+      </w:r>
+      <w:proofErr w:type="spellEnd"/>
+      <w:r>
+        <w:rPr>
+          <w:b/>
+          <w:sz w:val="22"/>
+        </w:rPr>
+        <w:t xml:space="preserve">: </w:t>
+      </w:r>
+      <w:proofErr w:type="spellStart"/>
+      <w:r>
+        <w:rPr>
+          <w:b/>
+          <w:sz w:val="22"/>
+        </w:rPr>
+        <w:t>MetallicFactor</w:t>
+      </w:r>
+      <w:proofErr w:type="spellEnd"/>
+      <w:r>
+        <w:rPr>
+          <w:b/>
+          <w:sz w:val="22"/>
+        </w:rPr>
+        <w:t xml:space="preserve"> = 0.0 (비금속)</w:t>
+      </w:r>
+    </w:p>
+    <w:p>
+      <w:pPr>
+        <w:ind w:firstLineChars="363" w:firstLine="799"/>
+        <w:jc w:val="left"/>
+        <w:rPr>
+          <w:b/>
+          <w:sz w:val="22"/>
+        </w:rPr>
+      </w:pPr>
+      <w:r>
+        <w:rPr>
+          <w:b/>
+          <w:sz w:val="22"/>
+        </w:rPr>
+        <w:t xml:space="preserve">일반 GLTF </w:t>
+      </w:r>
+      <w:proofErr w:type="spellStart"/>
+      <w:r>
+        <w:rPr>
+          <w:b/>
+          <w:sz w:val="22"/>
+        </w:rPr>
+        <w:t>메쉬의</w:t>
+      </w:r>
+      <w:proofErr w:type="spellEnd"/>
+      <w:r>
+        <w:rPr>
+          <w:b/>
+          <w:sz w:val="22"/>
+        </w:rPr>
+        <w:t xml:space="preserve"> Material 설정에서 </w:t>
+      </w:r>
+      <w:proofErr w:type="spellStart"/>
+      <w:r>
+        <w:rPr>
+          <w:b/>
+          <w:sz w:val="22"/>
+        </w:rPr>
+        <w:t>MetallicFactor</w:t>
+      </w:r>
+      <w:proofErr w:type="spellEnd"/>
+      <w:r>
+        <w:rPr>
+          <w:b/>
+          <w:sz w:val="22"/>
+        </w:rPr>
+        <w:t xml:space="preserve"> = 1.0으로 설정됨</w:t>
+      </w:r>
+    </w:p>
+    <w:p>
+      <w:pPr>
+        <w:ind w:left="440"/>
+        <w:jc w:val="left"/>
+        <w:rPr>
+          <w:b/>
+          <w:sz w:val="22"/>
+        </w:rPr>
+      </w:pPr>
+      <w:r>
+        <w:rPr>
+          <w:b/>
+          <w:sz w:val="22"/>
+        </w:rPr>
+        <w:tab/>
+      </w:r>
+      <w:r>
+        <w:rPr>
+          <w:b/>
+          <w:sz w:val="22"/>
+        </w:rPr>
+        <w:tab/>
+        <w:t xml:space="preserve">→ </w:t>
+      </w:r>
+      <w:proofErr w:type="spellStart"/>
+      <w:r>
+        <w:rPr>
+          <w:b/>
+          <w:sz w:val="22"/>
+        </w:rPr>
+        <w:t>kD</w:t>
+      </w:r>
+      <w:proofErr w:type="spellEnd"/>
+      <w:r>
+        <w:rPr>
+          <w:b/>
+          <w:sz w:val="22"/>
+        </w:rPr>
+        <w:t xml:space="preserve"> = (1.0 - F) * (1.0 - 1.0) = 0</w:t>
+      </w:r>
+    </w:p>
+    <w:p>
+      <w:pPr>
+        <w:ind w:left="440"/>
+        <w:jc w:val="left"/>
+        <w:rPr>
+          <w:b/>
+          <w:sz w:val="22"/>
+        </w:rPr>
+      </w:pPr>
+      <w:r>
+        <w:rPr>
+          <w:b/>
+          <w:sz w:val="22"/>
+        </w:rPr>
+        <w:tab/>
+      </w:r>
+      <w:r>
+        <w:rPr>
+          <w:b/>
+          <w:sz w:val="22"/>
+        </w:rPr>
+        <w:tab/>
+        <w:t>→ Diffuse 성분이 완전히 사라짐</w:t>
+      </w:r>
+    </w:p>
+    <w:p>
+      <w:pPr>
+        <w:ind w:left="440"/>
+        <w:jc w:val="left"/>
+        <w:rPr>
+          <w:b/>
+          <w:sz w:val="22"/>
+        </w:rPr>
+      </w:pPr>
+      <w:r>
+        <w:rPr>
+          <w:b/>
+          <w:sz w:val="22"/>
+        </w:rPr>
+        <w:tab/>
+      </w:r>
+      <w:r>
+        <w:rPr>
+          <w:b/>
+          <w:sz w:val="22"/>
+        </w:rPr>
+        <w:tab/>
+        <w:t>→ Specular만 남는데, Specular는 View-dependent하므로 카메라 각도에 따라 변함</w:t>
+      </w:r>
+    </w:p>
+    <w:p>
+      <w:pPr>
+        <w:ind w:left="440"/>
+        <w:jc w:val="left"/>
+        <w:rPr>
+          <w:rFonts w:hint="eastAsia"/>
+          <w:b/>
+          <w:sz w:val="22"/>
+        </w:rPr>
+      </w:pPr>
+      <w:r>
+        <w:rPr>
+          <w:b/>
+          <w:sz w:val="22"/>
+        </w:rPr>
+        <w:tab/>
+      </w:r>
+      <w:r>
+        <w:rPr>
+          <w:b/>
+          <w:sz w:val="22"/>
+        </w:rPr>
+        <w:tab/>
+        <w:t>→ 특정 각도에서 Specular도 약해지면 조명이 완전히 사라지는 것처럼 보임</w:t>
+      </w:r>
+    </w:p>
+    <w:p>
+      <w:pPr>
+        <w:jc w:val="left"/>
+        <w:rPr>
+          <w:b/>
+          <w:sz w:val="22"/>
+        </w:rPr>
+      </w:pPr>
+    </w:p>
+    <w:p>
+      <w:pPr>
+        <w:jc w:val="left"/>
+        <w:rPr>
+          <w:b/>
+          <w:sz w:val="22"/>
+        </w:rPr>
+      </w:pPr>
+      <w:proofErr w:type="spellStart"/>
+      <w:r>
+        <w:rPr>
+          <w:b/>
+          <w:sz w:val="22"/>
+        </w:rPr>
+        <w:t>Gltf_Shader.hlsl</w:t>
+      </w:r>
+      <w:proofErr w:type="spellEnd"/>
+      <w:r>
+        <w:rPr>
+          <w:b/>
+          <w:sz w:val="22"/>
+        </w:rPr>
+        <w:t xml:space="preserve"> </w:t>
+      </w:r>
+      <w:proofErr w:type="gramStart"/>
+      <w:r>
+        <w:rPr>
+          <w:b/>
+          <w:sz w:val="22"/>
+        </w:rPr>
+        <w:t>수정</w:t>
+      </w:r>
+      <w:r>
+        <w:rPr>
+          <w:rFonts w:hint="eastAsia"/>
+          <w:b/>
+          <w:sz w:val="22"/>
+        </w:rPr>
+        <w:t xml:space="preserve"> </w:t>
+      </w:r>
+      <w:r>
+        <w:rPr>
+          <w:b/>
+          <w:sz w:val="22"/>
+        </w:rPr>
+        <w:t>:</w:t>
+      </w:r>
+      <w:proofErr w:type="gramEnd"/>
+    </w:p>
+    <w:p>
+      <w:pPr>
+        <w:jc w:val="left"/>
+        <w:rPr>
+          <w:b/>
+          <w:sz w:val="22"/>
+        </w:rPr>
+      </w:pPr>
+      <w:r>
+        <w:rPr>
+          <w:b/>
+          <w:sz w:val="22"/>
+        </w:rPr>
+        <w:t xml:space="preserve"> if (</w:t>
+      </w:r>
+      <w:proofErr w:type="gramStart"/>
+      <w:r>
+        <w:rPr>
+          <w:b/>
+          <w:sz w:val="22"/>
+        </w:rPr>
+        <w:t>dot(</w:t>
+      </w:r>
+      <w:proofErr w:type="spellStart"/>
+      <w:proofErr w:type="gramEnd"/>
+      <w:r>
+        <w:rPr>
+          <w:b/>
+          <w:sz w:val="22"/>
+        </w:rPr>
+        <w:t>ormSample</w:t>
+      </w:r>
+      <w:proofErr w:type="spellEnd"/>
+      <w:r>
+        <w:rPr>
+          <w:b/>
+          <w:sz w:val="22"/>
+        </w:rPr>
+        <w:t>, float3(1, 1, 1)) &gt; 0.05f)</w:t>
+      </w:r>
+    </w:p>
+    <w:p>
+      <w:pPr>
+        <w:jc w:val="left"/>
+        <w:rPr>
+          <w:b/>
+          <w:sz w:val="22"/>
+        </w:rPr>
+      </w:pPr>
+      <w:r>
+        <w:rPr>
+          <w:b/>
+          <w:sz w:val="22"/>
+        </w:rPr>
+        <w:t xml:space="preserve"> {</w:t>
+      </w:r>
+    </w:p>
+    <w:p>
+      <w:pPr>
+        <w:jc w:val="left"/>
+        <w:rPr>
+          <w:b/>
+          <w:sz w:val="22"/>
+        </w:rPr>
+      </w:pPr>
+      <w:r>
+        <w:rPr>
+          <w:b/>
+          <w:sz w:val="22"/>
+        </w:rPr>
+        <w:t xml:space="preserve">     </w:t>
+      </w:r>
+      <w:proofErr w:type="spellStart"/>
+      <w:r>
+        <w:rPr>
+          <w:b/>
+          <w:sz w:val="22"/>
+        </w:rPr>
+        <w:t>ao</w:t>
+      </w:r>
+      <w:proofErr w:type="spellEnd"/>
+      <w:r>
+        <w:rPr>
+          <w:b/>
+          <w:sz w:val="22"/>
+        </w:rPr>
+        <w:t xml:space="preserve"> = </w:t>
+      </w:r>
+      <w:proofErr w:type="spellStart"/>
+      <w:r>
+        <w:rPr>
+          <w:b/>
+          <w:sz w:val="22"/>
+        </w:rPr>
+        <w:t>ormSample.</w:t>
+      </w:r>
+      <w:proofErr w:type="gramStart"/>
+      <w:r>
+        <w:rPr>
+          <w:b/>
+          <w:sz w:val="22"/>
+        </w:rPr>
+        <w:t>r</w:t>
+      </w:r>
+      <w:proofErr w:type="spellEnd"/>
+      <w:r>
+        <w:rPr>
+          <w:b/>
+          <w:sz w:val="22"/>
+        </w:rPr>
+        <w:t>;</w:t>
+      </w:r>
+      <w:proofErr w:type="gramEnd"/>
+    </w:p>
+    <w:p>
+      <w:pPr>
+        <w:jc w:val="left"/>
+        <w:rPr>
+          <w:b/>
+          <w:sz w:val="22"/>
+        </w:rPr>
+      </w:pPr>
+      <w:r>
+        <w:rPr>
+          <w:b/>
+          <w:sz w:val="22"/>
+        </w:rPr>
+        <w:t xml:space="preserve">     roughness *= </w:t>
+      </w:r>
+      <w:proofErr w:type="spellStart"/>
+      <w:r>
+        <w:rPr>
+          <w:b/>
+          <w:sz w:val="22"/>
+        </w:rPr>
+        <w:t>ormSample.</w:t>
+      </w:r>
+      <w:proofErr w:type="gramStart"/>
+      <w:r>
+        <w:rPr>
+          <w:b/>
+          <w:sz w:val="22"/>
+        </w:rPr>
+        <w:t>g</w:t>
+      </w:r>
+      <w:proofErr w:type="spellEnd"/>
+      <w:r>
+        <w:rPr>
+          <w:b/>
+          <w:sz w:val="22"/>
+        </w:rPr>
+        <w:t>;</w:t>
+      </w:r>
+      <w:proofErr w:type="gramEnd"/>
+    </w:p>
+    <w:p>
+      <w:pPr>
+        <w:jc w:val="left"/>
+        <w:rPr>
+          <w:b/>
+          <w:sz w:val="22"/>
+        </w:rPr>
+      </w:pPr>
+      <w:r>
+        <w:rPr>
+          <w:b/>
+          <w:sz w:val="22"/>
+        </w:rPr>
+        <w:t xml:space="preserve">     metallic *= </w:t>
+      </w:r>
+      <w:proofErr w:type="spellStart"/>
+      <w:r>
+        <w:rPr>
+          <w:b/>
+          <w:sz w:val="22"/>
+        </w:rPr>
+        <w:t>ormSample.</w:t>
+      </w:r>
+      <w:proofErr w:type="gramStart"/>
+      <w:r>
+        <w:rPr>
+          <w:b/>
+          <w:sz w:val="22"/>
+        </w:rPr>
+        <w:t>b</w:t>
+      </w:r>
+      <w:proofErr w:type="spellEnd"/>
+      <w:r>
+        <w:rPr>
+          <w:b/>
+          <w:sz w:val="22"/>
+        </w:rPr>
+        <w:t>;</w:t>
+      </w:r>
+      <w:proofErr w:type="gramEnd"/>
+    </w:p>
+    <w:p>
+      <w:pPr>
+        <w:jc w:val="left"/>
+        <w:rPr>
+          <w:b/>
+          <w:sz w:val="22"/>
+        </w:rPr>
+      </w:pPr>
+      <w:r>
+        <w:rPr>
+          <w:b/>
+          <w:sz w:val="22"/>
+        </w:rPr>
+        <w:t xml:space="preserve"> }</w:t>
+      </w:r>
+    </w:p>
+    <w:p>
+      <w:pPr>
+        <w:jc w:val="left"/>
+        <w:rPr>
+          <w:b/>
+          <w:sz w:val="22"/>
+        </w:rPr>
+      </w:pPr>
+      <w:r>
+        <w:rPr>
+          <w:b/>
+          <w:sz w:val="22"/>
+        </w:rPr>
+        <w:t xml:space="preserve"> else</w:t>
+      </w:r>
+    </w:p>
+    <w:p>
+      <w:pPr>
+        <w:jc w:val="left"/>
+        <w:rPr>
+          <w:b/>
+          <w:sz w:val="22"/>
+        </w:rPr>
+      </w:pPr>
+      <w:r>
+        <w:rPr>
+          <w:b/>
+          <w:sz w:val="22"/>
+        </w:rPr>
+        <w:t xml:space="preserve"> {</w:t>
+      </w:r>
+    </w:p>
+    <w:p>
+      <w:pPr>
+        <w:jc w:val="left"/>
+        <w:rPr>
+          <w:b/>
+          <w:sz w:val="22"/>
+        </w:rPr>
+      </w:pPr>
+      <w:r>
+        <w:rPr>
+          <w:b/>
+          <w:sz w:val="22"/>
+        </w:rPr>
+        <w:t xml:space="preserve">     </w:t>
+      </w:r>
+      <w:proofErr w:type="gramStart"/>
+      <w:r>
+        <w:rPr>
+          <w:b/>
+          <w:sz w:val="22"/>
+        </w:rPr>
+        <w:t>// [</w:t>
+      </w:r>
+      <w:proofErr w:type="gramEnd"/>
+      <w:r>
+        <w:rPr>
+          <w:b/>
+          <w:sz w:val="22"/>
+        </w:rPr>
+        <w:t>추가] ORM 텍스처가 없을 때 metallic 기본값을 0으로 설정</w:t>
+      </w:r>
+    </w:p>
+    <w:p>
+      <w:pPr>
+        <w:jc w:val="left"/>
+        <w:rPr>
+          <w:b/>
+          <w:sz w:val="22"/>
+        </w:rPr>
+      </w:pPr>
+      <w:r>
+        <w:rPr>
+          <w:b/>
+          <w:sz w:val="22"/>
+        </w:rPr>
+        <w:t xml:space="preserve">     metallic = 0.0</w:t>
+      </w:r>
+      <w:proofErr w:type="gramStart"/>
+      <w:r>
+        <w:rPr>
+          <w:b/>
+          <w:sz w:val="22"/>
+        </w:rPr>
+        <w:t>; /</w:t>
+      </w:r>
+      <w:proofErr w:type="gramEnd"/>
+      <w:r>
+        <w:rPr>
+          <w:b/>
+          <w:sz w:val="22"/>
+        </w:rPr>
+        <w:t>/ 비금속으로 기본 설정</w:t>
+      </w:r>
+    </w:p>
+    <w:p>
+      <w:pPr>
+        <w:jc w:val="left"/>
+        <w:rPr>
+          <w:b/>
+          <w:sz w:val="22"/>
+        </w:rPr>
+      </w:pPr>
+      <w:r>
+        <w:rPr>
+          <w:b/>
+          <w:sz w:val="22"/>
+        </w:rPr>
+        <w:t xml:space="preserve"> }</w:t>
+      </w:r>
+    </w:p>
+    <w:p>
+      <w:pPr>
+        <w:jc w:val="left"/>
+        <w:rPr>
+          <w:b/>
+          <w:sz w:val="22"/>
+        </w:rPr>
+      </w:pPr>
+      <w:r>
+        <w:rPr>
+          <w:b/>
+          <w:sz w:val="22"/>
+        </w:rPr>
+        <w:t>해결 원리</w:t>
+      </w:r>
+    </w:p>
+    <w:p>
+      <w:pPr>
+        <w:jc w:val="left"/>
+        <w:rPr>
+          <w:b/>
+          <w:sz w:val="22"/>
+        </w:rPr>
+      </w:pPr>
+      <w:r>
+        <w:rPr>
+          <w:b/>
+          <w:sz w:val="22"/>
+        </w:rPr>
+        <w:t xml:space="preserve"> - ORM 텍스처가 있는 경우: 텍스처의 Blue 채널에서 metallic 값 추출 (정상 동작)</w:t>
+      </w:r>
+    </w:p>
+    <w:p>
+      <w:pPr>
+        <w:jc w:val="left"/>
+        <w:rPr>
+          <w:b/>
+          <w:sz w:val="22"/>
+        </w:rPr>
+      </w:pPr>
+      <w:r>
+        <w:rPr>
+          <w:b/>
+          <w:sz w:val="22"/>
+        </w:rPr>
+        <w:t xml:space="preserve"> - ORM 텍스처가 없는 경우 (검은색 dot </w:t>
+      </w:r>
+      <w:proofErr w:type="gramStart"/>
+      <w:r>
+        <w:rPr>
+          <w:b/>
+          <w:sz w:val="22"/>
+        </w:rPr>
+        <w:t>&lt; 0.05</w:t>
+      </w:r>
+      <w:proofErr w:type="gramEnd"/>
+      <w:r>
+        <w:rPr>
+          <w:b/>
+          <w:sz w:val="22"/>
+        </w:rPr>
+        <w:t>):</w:t>
+      </w:r>
+    </w:p>
+    <w:p>
+      <w:pPr>
+        <w:jc w:val="left"/>
+        <w:rPr>
+          <w:b/>
+          <w:sz w:val="22"/>
+        </w:rPr>
+      </w:pPr>
+      <w:r>
+        <w:rPr>
+          <w:b/>
+          <w:sz w:val="22"/>
+        </w:rPr>
+        <w:t xml:space="preserve">   - 기존: metallic = </w:t>
+      </w:r>
+      <w:proofErr w:type="spellStart"/>
+      <w:r>
+        <w:rPr>
+          <w:b/>
+          <w:sz w:val="22"/>
+        </w:rPr>
+        <w:t>MetallicFactor</w:t>
+      </w:r>
+      <w:proofErr w:type="spellEnd"/>
+      <w:r>
+        <w:rPr>
+          <w:b/>
+          <w:sz w:val="22"/>
+        </w:rPr>
+        <w:t xml:space="preserve"> (1.0) 사용 → Diffuse 사라짐</w:t>
+      </w:r>
+    </w:p>
+    <w:p>
+      <w:pPr>
+        <w:jc w:val="left"/>
+        <w:rPr>
+          <w:b/>
+          <w:sz w:val="22"/>
+        </w:rPr>
+      </w:pPr>
+      <w:r>
+        <w:rPr>
+          <w:b/>
+          <w:sz w:val="22"/>
+        </w:rPr>
+        <w:t xml:space="preserve">   - 수정: metallic = 0.0 강제 설정 → Diffuse 정상 작동</w:t>
+      </w:r>
+    </w:p>
+    <w:p>
+      <w:pPr>
+        <w:jc w:val="left"/>
+        <w:rPr>
+          <w:b/>
+          <w:sz w:val="22"/>
+        </w:rPr>
+      </w:pPr>
+      <w:r>
+        <w:rPr>
+          <w:b/>
+          <w:sz w:val="22"/>
+        </w:rPr>
+        <w:lastRenderedPageBreak/>
+        <w:t xml:space="preserve"> - 결과:</w:t>
+      </w:r>
+    </w:p>
+    <w:p>
+      <w:pPr>
+        <w:jc w:val="left"/>
+        <w:rPr>
+          <w:b/>
+          <w:sz w:val="22"/>
+        </w:rPr>
+      </w:pPr>
+      <w:r>
+        <w:rPr>
+          <w:b/>
+          <w:sz w:val="22"/>
+        </w:rPr>
+        <w:t xml:space="preserve">   - </w:t>
+      </w:r>
+      <w:proofErr w:type="spellStart"/>
+      <w:r>
+        <w:rPr>
+          <w:b/>
+          <w:sz w:val="22"/>
+        </w:rPr>
+        <w:t>kD</w:t>
+      </w:r>
+      <w:proofErr w:type="spellEnd"/>
+      <w:r>
+        <w:rPr>
+          <w:b/>
+          <w:sz w:val="22"/>
+        </w:rPr>
+        <w:t xml:space="preserve"> = (1.0 - F) * (1.0 - 0.0) = (1.0 - F) → Diffuse 성분 살아남</w:t>
+      </w:r>
+    </w:p>
+    <w:p>
+      <w:pPr>
+        <w:jc w:val="left"/>
+        <w:rPr>
+          <w:b/>
+          <w:sz w:val="22"/>
+        </w:rPr>
+      </w:pPr>
+      <w:r>
+        <w:rPr>
+          <w:b/>
+          <w:sz w:val="22"/>
+        </w:rPr>
+        <w:t xml:space="preserve">   - 카메라 각도와 무관하게 일정한 Diffuse 조명 유지</w:t>
+      </w:r>
+    </w:p>
+    <w:p>
+      <w:pPr>
+        <w:jc w:val="left"/>
+        <w:rPr>
+          <w:rFonts w:hint="eastAsia"/>
+          <w:b/>
+          <w:sz w:val="22"/>
+        </w:rPr>
+      </w:pPr>
+    </w:p>
+    <w:p>
+      <w:pPr>
+        <w:jc w:val="left"/>
+        <w:rPr>
+          <w:rFonts w:hint="eastAsia"/>
           <w:b/>
           <w:sz w:val="22"/>
         </w:rPr>
@@ -804,6 +5400,321 @@
 <file path=word/numbering.xml><?xml version="1.0" encoding="utf-8"?>
 <w:numbering xmlns:wpc="http://schemas.microsoft.com/office/word/2010/wordprocessingCanvas" xmlns:cx="http://schemas.microsoft.com/office/drawing/2014/chartex" xmlns:cx1="http://schemas.microsoft.com/office/drawing/2015/9/8/chartex" xmlns:cx2="http://schemas.microsoft.com/office/drawing/2015/10/21/chartex" xmlns:cx3="http://schemas.microsoft.com/office/drawing/2016/5/9/chartex" xmlns:cx4="http://schemas.microsoft.com/office/drawing/2016/5/10/chartex" xmlns:cx5="http://schemas.microsoft.com/office/drawing/2016/5/11/chartex" xmlns:cx6="http://schemas.microsoft.com/office/drawing/2016/5/12/chartex" xmlns:cx7="http://schemas.microsoft.com/office/drawing/2016/5/13/chartex" xmlns:cx8="http://schemas.microsoft.com/office/drawing/2016/5/14/chartex" xmlns:mc="http://schemas.openxmlformats.org/markup-compatibility/2006" xmlns:aink="http://schemas.microsoft.com/office/drawing/2016/ink" xmlns:am3d="http://schemas.microsoft.com/office/drawing/2017/model3d" xmlns:o="urn:schemas-microsoft-com:office:office" xmlns:oel="http://schemas.microsoft.com/office/2019/extlst" xmlns:r="http://schemas.openxmlformats.org/officeDocument/2006/relationships" xmlns:m="http://schemas.openxmlformats.org/officeDocument/2006/math" xmlns:v="urn:schemas-microsoft-com:vml" xmlns:wp14="http://schemas.microsoft.com/office/word/2010/wordprocessingDrawing" xmlns:wp="http://schemas.openxmlformats.org/drawingml/2006/wordprocessingDrawing" xmlns:w10="urn:schemas-microsoft-com:office:word" xmlns:w="http://schemas.openxmlformats.org/wordprocessingml/2006/main" xmlns:w14="http://schemas.microsoft.com/office/word/2010/wordml" xmlns:w15="http://schemas.microsoft.com/office/word/2012/wordml" xmlns:w16cex="http://schemas.microsoft.com/office/word/2018/wordml/cex" xmlns:w16cid="http://schemas.microsoft.com/office/word/2016/wordml/cid" xmlns:w16="http://schemas.microsoft.com/office/word/2018/wordml" xmlns:w16du="http://schemas.microsoft.com/office/word/2023/wordml/word16du" xmlns:w16sdtdh="http://schemas.microsoft.com/office/word/2020/wordml/sdtdatahash" xmlns:w16sdtfl="http://schemas.microsoft.com/office/word/2024/wordml/sdtformatlock" xmlns:w16se="http://schemas.microsoft.com/office/word/2015/wordml/symex" xmlns:wpg="http://schemas.microsoft.com/office/word/2010/wordprocessingGroup" xmlns:wpi="http://schemas.microsoft.com/office/word/2010/wordprocessingInk" xmlns:wne="http://schemas.microsoft.com/office/word/2006/wordml" xmlns:wps="http://schemas.microsoft.com/office/word/2010/wordprocessingShape" mc:Ignorable="w14 w15 w16se w16cid w16 w16cex w16sdtdh w16sdtfl w16du wp14">
   <w:abstractNum w:abstractNumId="0" w15:restartNumberingAfterBreak="0">
+    <w:nsid w:val="000150E9"/>
+    <w:multiLevelType w:val="multilevel"/>
+    <w:tmpl w:val="8F02A10A"/>
+    <w:lvl w:ilvl="0">
+      <w:start w:val="1"/>
+      <w:numFmt w:val="decimal"/>
+      <w:lvlText w:val="%1."/>
+      <w:lvlJc w:val="left"/>
+      <w:pPr>
+        <w:tabs>
+          <w:tab w:val="num" w:pos="720"/>
+        </w:tabs>
+        <w:ind w:left="720" w:hanging="360"/>
+      </w:pPr>
+    </w:lvl>
+    <w:lvl w:ilvl="1">
+      <w:start w:val="1"/>
+      <w:numFmt w:val="decimal"/>
+      <w:lvlText w:val="%2."/>
+      <w:lvlJc w:val="left"/>
+      <w:pPr>
+        <w:tabs>
+          <w:tab w:val="num" w:pos="1440"/>
+        </w:tabs>
+        <w:ind w:left="1440" w:hanging="360"/>
+      </w:pPr>
+    </w:lvl>
+    <w:lvl w:ilvl="2">
+      <w:start w:val="1"/>
+      <w:numFmt w:val="decimal"/>
+      <w:lvlText w:val="%3."/>
+      <w:lvlJc w:val="left"/>
+      <w:pPr>
+        <w:tabs>
+          <w:tab w:val="num" w:pos="2160"/>
+        </w:tabs>
+        <w:ind w:left="2160" w:hanging="360"/>
+      </w:pPr>
+    </w:lvl>
+    <w:lvl w:ilvl="3">
+      <w:start w:val="1"/>
+      <w:numFmt w:val="decimal"/>
+      <w:lvlText w:val="%4."/>
+      <w:lvlJc w:val="left"/>
+      <w:pPr>
+        <w:tabs>
+          <w:tab w:val="num" w:pos="2880"/>
+        </w:tabs>
+        <w:ind w:left="2880" w:hanging="360"/>
+      </w:pPr>
+    </w:lvl>
+    <w:lvl w:ilvl="4" w:tentative="1">
+      <w:start w:val="1"/>
+      <w:numFmt w:val="decimal"/>
+      <w:lvlText w:val="%5."/>
+      <w:lvlJc w:val="left"/>
+      <w:pPr>
+        <w:tabs>
+          <w:tab w:val="num" w:pos="3600"/>
+        </w:tabs>
+        <w:ind w:left="3600" w:hanging="360"/>
+      </w:pPr>
+    </w:lvl>
+    <w:lvl w:ilvl="5" w:tentative="1">
+      <w:start w:val="1"/>
+      <w:numFmt w:val="decimal"/>
+      <w:lvlText w:val="%6."/>
+      <w:lvlJc w:val="left"/>
+      <w:pPr>
+        <w:tabs>
+          <w:tab w:val="num" w:pos="4320"/>
+        </w:tabs>
+        <w:ind w:left="4320" w:hanging="360"/>
+      </w:pPr>
+    </w:lvl>
+    <w:lvl w:ilvl="6" w:tentative="1">
+      <w:start w:val="1"/>
+      <w:numFmt w:val="decimal"/>
+      <w:lvlText w:val="%7."/>
+      <w:lvlJc w:val="left"/>
+      <w:pPr>
+        <w:tabs>
+          <w:tab w:val="num" w:pos="5040"/>
+        </w:tabs>
+        <w:ind w:left="5040" w:hanging="360"/>
+      </w:pPr>
+    </w:lvl>
+    <w:lvl w:ilvl="7" w:tentative="1">
+      <w:start w:val="1"/>
+      <w:numFmt w:val="decimal"/>
+      <w:lvlText w:val="%8."/>
+      <w:lvlJc w:val="left"/>
+      <w:pPr>
+        <w:tabs>
+          <w:tab w:val="num" w:pos="5760"/>
+        </w:tabs>
+        <w:ind w:left="5760" w:hanging="360"/>
+      </w:pPr>
+    </w:lvl>
+    <w:lvl w:ilvl="8" w:tentative="1">
+      <w:start w:val="1"/>
+      <w:numFmt w:val="decimal"/>
+      <w:lvlText w:val="%9."/>
+      <w:lvlJc w:val="left"/>
+      <w:pPr>
+        <w:tabs>
+          <w:tab w:val="num" w:pos="6480"/>
+        </w:tabs>
+        <w:ind w:left="6480" w:hanging="360"/>
+      </w:pPr>
+    </w:lvl>
+  </w:abstractNum>
+  <w:abstractNum w:abstractNumId="1" w15:restartNumberingAfterBreak="0">
+    <w:nsid w:val="116C16C3"/>
+    <w:multiLevelType w:val="multilevel"/>
+    <w:tmpl w:val="E0188032"/>
+    <w:lvl w:ilvl="0">
+      <w:start w:val="1"/>
+      <w:numFmt w:val="decimal"/>
+      <w:lvlText w:val="%1."/>
+      <w:lvlJc w:val="left"/>
+      <w:pPr>
+        <w:tabs>
+          <w:tab w:val="num" w:pos="720"/>
+        </w:tabs>
+        <w:ind w:left="720" w:hanging="360"/>
+      </w:pPr>
+    </w:lvl>
+    <w:lvl w:ilvl="1">
+      <w:start w:val="1"/>
+      <w:numFmt w:val="decimal"/>
+      <w:lvlText w:val="%2."/>
+      <w:lvlJc w:val="left"/>
+      <w:pPr>
+        <w:tabs>
+          <w:tab w:val="num" w:pos="1440"/>
+        </w:tabs>
+        <w:ind w:left="1440" w:hanging="360"/>
+      </w:pPr>
+    </w:lvl>
+    <w:lvl w:ilvl="2">
+      <w:start w:val="1"/>
+      <w:numFmt w:val="decimal"/>
+      <w:lvlText w:val="%3."/>
+      <w:lvlJc w:val="left"/>
+      <w:pPr>
+        <w:tabs>
+          <w:tab w:val="num" w:pos="2160"/>
+        </w:tabs>
+        <w:ind w:left="2160" w:hanging="360"/>
+      </w:pPr>
+    </w:lvl>
+    <w:lvl w:ilvl="3">
+      <w:start w:val="1"/>
+      <w:numFmt w:val="decimal"/>
+      <w:lvlText w:val="%4."/>
+      <w:lvlJc w:val="left"/>
+      <w:pPr>
+        <w:tabs>
+          <w:tab w:val="num" w:pos="2880"/>
+        </w:tabs>
+        <w:ind w:left="2880" w:hanging="360"/>
+      </w:pPr>
+    </w:lvl>
+    <w:lvl w:ilvl="4" w:tentative="1">
+      <w:start w:val="1"/>
+      <w:numFmt w:val="decimal"/>
+      <w:lvlText w:val="%5."/>
+      <w:lvlJc w:val="left"/>
+      <w:pPr>
+        <w:tabs>
+          <w:tab w:val="num" w:pos="3600"/>
+        </w:tabs>
+        <w:ind w:left="3600" w:hanging="360"/>
+      </w:pPr>
+    </w:lvl>
+    <w:lvl w:ilvl="5" w:tentative="1">
+      <w:start w:val="1"/>
+      <w:numFmt w:val="decimal"/>
+      <w:lvlText w:val="%6."/>
+      <w:lvlJc w:val="left"/>
+      <w:pPr>
+        <w:tabs>
+          <w:tab w:val="num" w:pos="4320"/>
+        </w:tabs>
+        <w:ind w:left="4320" w:hanging="360"/>
+      </w:pPr>
+    </w:lvl>
+    <w:lvl w:ilvl="6" w:tentative="1">
+      <w:start w:val="1"/>
+      <w:numFmt w:val="decimal"/>
+      <w:lvlText w:val="%7."/>
+      <w:lvlJc w:val="left"/>
+      <w:pPr>
+        <w:tabs>
+          <w:tab w:val="num" w:pos="5040"/>
+        </w:tabs>
+        <w:ind w:left="5040" w:hanging="360"/>
+      </w:pPr>
+    </w:lvl>
+    <w:lvl w:ilvl="7" w:tentative="1">
+      <w:start w:val="1"/>
+      <w:numFmt w:val="decimal"/>
+      <w:lvlText w:val="%8."/>
+      <w:lvlJc w:val="left"/>
+      <w:pPr>
+        <w:tabs>
+          <w:tab w:val="num" w:pos="5760"/>
+        </w:tabs>
+        <w:ind w:left="5760" w:hanging="360"/>
+      </w:pPr>
+    </w:lvl>
+    <w:lvl w:ilvl="8" w:tentative="1">
+      <w:start w:val="1"/>
+      <w:numFmt w:val="decimal"/>
+      <w:lvlText w:val="%9."/>
+      <w:lvlJc w:val="left"/>
+      <w:pPr>
+        <w:tabs>
+          <w:tab w:val="num" w:pos="6480"/>
+        </w:tabs>
+        <w:ind w:left="6480" w:hanging="360"/>
+      </w:pPr>
+    </w:lvl>
+  </w:abstractNum>
+  <w:abstractNum w:abstractNumId="2" w15:restartNumberingAfterBreak="0">
+    <w:nsid w:val="15406295"/>
+    <w:multiLevelType w:val="hybridMultilevel"/>
+    <w:tmpl w:val="1CB224E4"/>
+    <w:lvl w:ilvl="0" w:tplc="5DF02A0A">
+      <w:start w:val="1"/>
+      <w:numFmt w:val="decimal"/>
+      <w:lvlText w:val="%1."/>
+      <w:lvlJc w:val="left"/>
+      <w:pPr>
+        <w:ind w:left="800" w:hanging="360"/>
+      </w:pPr>
+      <w:rPr>
+        <w:rFonts w:hint="default"/>
+      </w:rPr>
+    </w:lvl>
+    <w:lvl w:ilvl="1" w:tplc="04090019" w:tentative="1">
+      <w:start w:val="1"/>
+      <w:numFmt w:val="upperLetter"/>
+      <w:lvlText w:val="%2."/>
+      <w:lvlJc w:val="left"/>
+      <w:pPr>
+        <w:ind w:left="1320" w:hanging="440"/>
+      </w:pPr>
+    </w:lvl>
+    <w:lvl w:ilvl="2" w:tplc="0409001B" w:tentative="1">
+      <w:start w:val="1"/>
+      <w:numFmt w:val="lowerRoman"/>
+      <w:lvlText w:val="%3."/>
+      <w:lvlJc w:val="right"/>
+      <w:pPr>
+        <w:ind w:left="1760" w:hanging="440"/>
+      </w:pPr>
+    </w:lvl>
+    <w:lvl w:ilvl="3" w:tplc="0409000F" w:tentative="1">
+      <w:start w:val="1"/>
+      <w:numFmt w:val="decimal"/>
+      <w:lvlText w:val="%4."/>
+      <w:lvlJc w:val="left"/>
+      <w:pPr>
+        <w:ind w:left="2200" w:hanging="440"/>
+      </w:pPr>
+    </w:lvl>
+    <w:lvl w:ilvl="4" w:tplc="04090019" w:tentative="1">
+      <w:start w:val="1"/>
+      <w:numFmt w:val="upperLetter"/>
+      <w:lvlText w:val="%5."/>
+      <w:lvlJc w:val="left"/>
+      <w:pPr>
+        <w:ind w:left="2640" w:hanging="440"/>
+      </w:pPr>
+    </w:lvl>
+    <w:lvl w:ilvl="5" w:tplc="0409001B" w:tentative="1">
+      <w:start w:val="1"/>
+      <w:numFmt w:val="lowerRoman"/>
+      <w:lvlText w:val="%6."/>
+      <w:lvlJc w:val="right"/>
+      <w:pPr>
+        <w:ind w:left="3080" w:hanging="440"/>
+      </w:pPr>
+    </w:lvl>
+    <w:lvl w:ilvl="6" w:tplc="0409000F" w:tentative="1">
+      <w:start w:val="1"/>
+      <w:numFmt w:val="decimal"/>
+      <w:lvlText w:val="%7."/>
+      <w:lvlJc w:val="left"/>
+      <w:pPr>
+        <w:ind w:left="3520" w:hanging="440"/>
+      </w:pPr>
+    </w:lvl>
+    <w:lvl w:ilvl="7" w:tplc="04090019" w:tentative="1">
+      <w:start w:val="1"/>
+      <w:numFmt w:val="upperLetter"/>
+      <w:lvlText w:val="%8."/>
+      <w:lvlJc w:val="left"/>
+      <w:pPr>
+        <w:ind w:left="3960" w:hanging="440"/>
+      </w:pPr>
+    </w:lvl>
+    <w:lvl w:ilvl="8" w:tplc="0409001B" w:tentative="1">
+      <w:start w:val="1"/>
+      <w:numFmt w:val="lowerRoman"/>
+      <w:lvlText w:val="%9."/>
+      <w:lvlJc w:val="right"/>
+      <w:pPr>
+        <w:ind w:left="4400" w:hanging="440"/>
+      </w:pPr>
+    </w:lvl>
+  </w:abstractNum>
+  <w:abstractNum w:abstractNumId="3" w15:restartNumberingAfterBreak="0">
     <w:nsid w:val="1629601F"/>
     <w:multiLevelType w:val="multilevel"/>
     <w:tmpl w:val="89D431E4"/>
@@ -916,7 +5827,209 @@
       </w:pPr>
     </w:lvl>
   </w:abstractNum>
-  <w:abstractNum w:abstractNumId="1" w15:restartNumberingAfterBreak="0">
+  <w:abstractNum w:abstractNumId="4" w15:restartNumberingAfterBreak="0">
+    <w:nsid w:val="1F140BA6"/>
+    <w:multiLevelType w:val="hybridMultilevel"/>
+    <w:tmpl w:val="3430625C"/>
+    <w:lvl w:ilvl="0" w:tplc="FFFFFFFF">
+      <w:start w:val="1"/>
+      <w:numFmt w:val="decimal"/>
+      <w:lvlText w:val="%1."/>
+      <w:lvlJc w:val="left"/>
+      <w:pPr>
+        <w:ind w:left="800" w:hanging="360"/>
+      </w:pPr>
+      <w:rPr>
+        <w:rFonts w:hint="default"/>
+      </w:rPr>
+    </w:lvl>
+    <w:lvl w:ilvl="1" w:tplc="FFFFFFFF" w:tentative="1">
+      <w:start w:val="1"/>
+      <w:numFmt w:val="upperLetter"/>
+      <w:lvlText w:val="%2."/>
+      <w:lvlJc w:val="left"/>
+      <w:pPr>
+        <w:ind w:left="1320" w:hanging="440"/>
+      </w:pPr>
+    </w:lvl>
+    <w:lvl w:ilvl="2" w:tplc="FFFFFFFF" w:tentative="1">
+      <w:start w:val="1"/>
+      <w:numFmt w:val="lowerRoman"/>
+      <w:lvlText w:val="%3."/>
+      <w:lvlJc w:val="right"/>
+      <w:pPr>
+        <w:ind w:left="1760" w:hanging="440"/>
+      </w:pPr>
+    </w:lvl>
+    <w:lvl w:ilvl="3" w:tplc="FFFFFFFF" w:tentative="1">
+      <w:start w:val="1"/>
+      <w:numFmt w:val="decimal"/>
+      <w:lvlText w:val="%4."/>
+      <w:lvlJc w:val="left"/>
+      <w:pPr>
+        <w:ind w:left="2200" w:hanging="440"/>
+      </w:pPr>
+    </w:lvl>
+    <w:lvl w:ilvl="4" w:tplc="FFFFFFFF" w:tentative="1">
+      <w:start w:val="1"/>
+      <w:numFmt w:val="upperLetter"/>
+      <w:lvlText w:val="%5."/>
+      <w:lvlJc w:val="left"/>
+      <w:pPr>
+        <w:ind w:left="2640" w:hanging="440"/>
+      </w:pPr>
+    </w:lvl>
+    <w:lvl w:ilvl="5" w:tplc="FFFFFFFF" w:tentative="1">
+      <w:start w:val="1"/>
+      <w:numFmt w:val="lowerRoman"/>
+      <w:lvlText w:val="%6."/>
+      <w:lvlJc w:val="right"/>
+      <w:pPr>
+        <w:ind w:left="3080" w:hanging="440"/>
+      </w:pPr>
+    </w:lvl>
+    <w:lvl w:ilvl="6" w:tplc="FFFFFFFF" w:tentative="1">
+      <w:start w:val="1"/>
+      <w:numFmt w:val="decimal"/>
+      <w:lvlText w:val="%7."/>
+      <w:lvlJc w:val="left"/>
+      <w:pPr>
+        <w:ind w:left="3520" w:hanging="440"/>
+      </w:pPr>
+    </w:lvl>
+    <w:lvl w:ilvl="7" w:tplc="FFFFFFFF" w:tentative="1">
+      <w:start w:val="1"/>
+      <w:numFmt w:val="upperLetter"/>
+      <w:lvlText w:val="%8."/>
+      <w:lvlJc w:val="left"/>
+      <w:pPr>
+        <w:ind w:left="3960" w:hanging="440"/>
+      </w:pPr>
+    </w:lvl>
+    <w:lvl w:ilvl="8" w:tplc="FFFFFFFF" w:tentative="1">
+      <w:start w:val="1"/>
+      <w:numFmt w:val="lowerRoman"/>
+      <w:lvlText w:val="%9."/>
+      <w:lvlJc w:val="right"/>
+      <w:pPr>
+        <w:ind w:left="4400" w:hanging="440"/>
+      </w:pPr>
+    </w:lvl>
+  </w:abstractNum>
+  <w:abstractNum w:abstractNumId="5" w15:restartNumberingAfterBreak="0">
+    <w:nsid w:val="3A0B048C"/>
+    <w:multiLevelType w:val="multilevel"/>
+    <w:tmpl w:val="1AC8B55C"/>
+    <w:lvl w:ilvl="0">
+      <w:start w:val="1"/>
+      <w:numFmt w:val="decimal"/>
+      <w:lvlText w:val="%1."/>
+      <w:lvlJc w:val="left"/>
+      <w:pPr>
+        <w:tabs>
+          <w:tab w:val="num" w:pos="720"/>
+        </w:tabs>
+        <w:ind w:left="720" w:hanging="360"/>
+      </w:pPr>
+    </w:lvl>
+    <w:lvl w:ilvl="1">
+      <w:start w:val="1"/>
+      <w:numFmt w:val="decimal"/>
+      <w:lvlText w:val="%2."/>
+      <w:lvlJc w:val="left"/>
+      <w:pPr>
+        <w:tabs>
+          <w:tab w:val="num" w:pos="1440"/>
+        </w:tabs>
+        <w:ind w:left="1440" w:hanging="360"/>
+      </w:pPr>
+    </w:lvl>
+    <w:lvl w:ilvl="2">
+      <w:start w:val="1"/>
+      <w:numFmt w:val="decimal"/>
+      <w:lvlText w:val="%3."/>
+      <w:lvlJc w:val="left"/>
+      <w:pPr>
+        <w:tabs>
+          <w:tab w:val="num" w:pos="2160"/>
+        </w:tabs>
+        <w:ind w:left="2160" w:hanging="360"/>
+      </w:pPr>
+    </w:lvl>
+    <w:lvl w:ilvl="3">
+      <w:start w:val="1"/>
+      <w:numFmt w:val="decimal"/>
+      <w:lvlText w:val="%4."/>
+      <w:lvlJc w:val="left"/>
+      <w:pPr>
+        <w:tabs>
+          <w:tab w:val="num" w:pos="2880"/>
+        </w:tabs>
+        <w:ind w:left="2880" w:hanging="360"/>
+      </w:pPr>
+    </w:lvl>
+    <w:lvl w:ilvl="4" w:tentative="1">
+      <w:start w:val="1"/>
+      <w:numFmt w:val="decimal"/>
+      <w:lvlText w:val="%5."/>
+      <w:lvlJc w:val="left"/>
+      <w:pPr>
+        <w:tabs>
+          <w:tab w:val="num" w:pos="3600"/>
+        </w:tabs>
+        <w:ind w:left="3600" w:hanging="360"/>
+      </w:pPr>
+    </w:lvl>
+    <w:lvl w:ilvl="5" w:tentative="1">
+      <w:start w:val="1"/>
+      <w:numFmt w:val="decimal"/>
+      <w:lvlText w:val="%6."/>
+      <w:lvlJc w:val="left"/>
+      <w:pPr>
+        <w:tabs>
+          <w:tab w:val="num" w:pos="4320"/>
+        </w:tabs>
+        <w:ind w:left="4320" w:hanging="360"/>
+      </w:pPr>
+    </w:lvl>
+    <w:lvl w:ilvl="6" w:tentative="1">
+      <w:start w:val="1"/>
+      <w:numFmt w:val="decimal"/>
+      <w:lvlText w:val="%7."/>
+      <w:lvlJc w:val="left"/>
+      <w:pPr>
+        <w:tabs>
+          <w:tab w:val="num" w:pos="5040"/>
+        </w:tabs>
+        <w:ind w:left="5040" w:hanging="360"/>
+      </w:pPr>
+    </w:lvl>
+    <w:lvl w:ilvl="7" w:tentative="1">
+      <w:start w:val="1"/>
+      <w:numFmt w:val="decimal"/>
+      <w:lvlText w:val="%8."/>
+      <w:lvlJc w:val="left"/>
+      <w:pPr>
+        <w:tabs>
+          <w:tab w:val="num" w:pos="5760"/>
+        </w:tabs>
+        <w:ind w:left="5760" w:hanging="360"/>
+      </w:pPr>
+    </w:lvl>
+    <w:lvl w:ilvl="8" w:tentative="1">
+      <w:start w:val="1"/>
+      <w:numFmt w:val="decimal"/>
+      <w:lvlText w:val="%9."/>
+      <w:lvlJc w:val="left"/>
+      <w:pPr>
+        <w:tabs>
+          <w:tab w:val="num" w:pos="6480"/>
+        </w:tabs>
+        <w:ind w:left="6480" w:hanging="360"/>
+      </w:pPr>
+    </w:lvl>
+  </w:abstractNum>
+  <w:abstractNum w:abstractNumId="6" w15:restartNumberingAfterBreak="0">
     <w:nsid w:val="43677C03"/>
     <w:multiLevelType w:val="hybridMultilevel"/>
     <w:tmpl w:val="44AE5292"/>
@@ -1005,7 +6118,209 @@
       </w:pPr>
     </w:lvl>
   </w:abstractNum>
-  <w:abstractNum w:abstractNumId="2" w15:restartNumberingAfterBreak="0">
+  <w:abstractNum w:abstractNumId="7" w15:restartNumberingAfterBreak="0">
+    <w:nsid w:val="5F5B7E06"/>
+    <w:multiLevelType w:val="multilevel"/>
+    <w:tmpl w:val="1C22B45C"/>
+    <w:lvl w:ilvl="0">
+      <w:start w:val="1"/>
+      <w:numFmt w:val="decimal"/>
+      <w:lvlText w:val="%1."/>
+      <w:lvlJc w:val="left"/>
+      <w:pPr>
+        <w:tabs>
+          <w:tab w:val="num" w:pos="720"/>
+        </w:tabs>
+        <w:ind w:left="720" w:hanging="360"/>
+      </w:pPr>
+    </w:lvl>
+    <w:lvl w:ilvl="1">
+      <w:start w:val="1"/>
+      <w:numFmt w:val="decimal"/>
+      <w:lvlText w:val="%2."/>
+      <w:lvlJc w:val="left"/>
+      <w:pPr>
+        <w:tabs>
+          <w:tab w:val="num" w:pos="1440"/>
+        </w:tabs>
+        <w:ind w:left="1440" w:hanging="360"/>
+      </w:pPr>
+    </w:lvl>
+    <w:lvl w:ilvl="2">
+      <w:start w:val="1"/>
+      <w:numFmt w:val="decimal"/>
+      <w:lvlText w:val="%3."/>
+      <w:lvlJc w:val="left"/>
+      <w:pPr>
+        <w:tabs>
+          <w:tab w:val="num" w:pos="2160"/>
+        </w:tabs>
+        <w:ind w:left="2160" w:hanging="360"/>
+      </w:pPr>
+    </w:lvl>
+    <w:lvl w:ilvl="3">
+      <w:start w:val="1"/>
+      <w:numFmt w:val="decimal"/>
+      <w:lvlText w:val="%4."/>
+      <w:lvlJc w:val="left"/>
+      <w:pPr>
+        <w:tabs>
+          <w:tab w:val="num" w:pos="2880"/>
+        </w:tabs>
+        <w:ind w:left="2880" w:hanging="360"/>
+      </w:pPr>
+    </w:lvl>
+    <w:lvl w:ilvl="4" w:tentative="1">
+      <w:start w:val="1"/>
+      <w:numFmt w:val="decimal"/>
+      <w:lvlText w:val="%5."/>
+      <w:lvlJc w:val="left"/>
+      <w:pPr>
+        <w:tabs>
+          <w:tab w:val="num" w:pos="3600"/>
+        </w:tabs>
+        <w:ind w:left="3600" w:hanging="360"/>
+      </w:pPr>
+    </w:lvl>
+    <w:lvl w:ilvl="5" w:tentative="1">
+      <w:start w:val="1"/>
+      <w:numFmt w:val="decimal"/>
+      <w:lvlText w:val="%6."/>
+      <w:lvlJc w:val="left"/>
+      <w:pPr>
+        <w:tabs>
+          <w:tab w:val="num" w:pos="4320"/>
+        </w:tabs>
+        <w:ind w:left="4320" w:hanging="360"/>
+      </w:pPr>
+    </w:lvl>
+    <w:lvl w:ilvl="6" w:tentative="1">
+      <w:start w:val="1"/>
+      <w:numFmt w:val="decimal"/>
+      <w:lvlText w:val="%7."/>
+      <w:lvlJc w:val="left"/>
+      <w:pPr>
+        <w:tabs>
+          <w:tab w:val="num" w:pos="5040"/>
+        </w:tabs>
+        <w:ind w:left="5040" w:hanging="360"/>
+      </w:pPr>
+    </w:lvl>
+    <w:lvl w:ilvl="7" w:tentative="1">
+      <w:start w:val="1"/>
+      <w:numFmt w:val="decimal"/>
+      <w:lvlText w:val="%8."/>
+      <w:lvlJc w:val="left"/>
+      <w:pPr>
+        <w:tabs>
+          <w:tab w:val="num" w:pos="5760"/>
+        </w:tabs>
+        <w:ind w:left="5760" w:hanging="360"/>
+      </w:pPr>
+    </w:lvl>
+    <w:lvl w:ilvl="8" w:tentative="1">
+      <w:start w:val="1"/>
+      <w:numFmt w:val="decimal"/>
+      <w:lvlText w:val="%9."/>
+      <w:lvlJc w:val="left"/>
+      <w:pPr>
+        <w:tabs>
+          <w:tab w:val="num" w:pos="6480"/>
+        </w:tabs>
+        <w:ind w:left="6480" w:hanging="360"/>
+      </w:pPr>
+    </w:lvl>
+  </w:abstractNum>
+  <w:abstractNum w:abstractNumId="8" w15:restartNumberingAfterBreak="0">
+    <w:nsid w:val="60804F9A"/>
+    <w:multiLevelType w:val="hybridMultilevel"/>
+    <w:tmpl w:val="3430625C"/>
+    <w:lvl w:ilvl="0" w:tplc="67BCFE66">
+      <w:start w:val="1"/>
+      <w:numFmt w:val="decimal"/>
+      <w:lvlText w:val="%1."/>
+      <w:lvlJc w:val="left"/>
+      <w:pPr>
+        <w:ind w:left="800" w:hanging="360"/>
+      </w:pPr>
+      <w:rPr>
+        <w:rFonts w:hint="default"/>
+      </w:rPr>
+    </w:lvl>
+    <w:lvl w:ilvl="1" w:tplc="04090019" w:tentative="1">
+      <w:start w:val="1"/>
+      <w:numFmt w:val="upperLetter"/>
+      <w:lvlText w:val="%2."/>
+      <w:lvlJc w:val="left"/>
+      <w:pPr>
+        <w:ind w:left="1320" w:hanging="440"/>
+      </w:pPr>
+    </w:lvl>
+    <w:lvl w:ilvl="2" w:tplc="0409001B" w:tentative="1">
+      <w:start w:val="1"/>
+      <w:numFmt w:val="lowerRoman"/>
+      <w:lvlText w:val="%3."/>
+      <w:lvlJc w:val="right"/>
+      <w:pPr>
+        <w:ind w:left="1760" w:hanging="440"/>
+      </w:pPr>
+    </w:lvl>
+    <w:lvl w:ilvl="3" w:tplc="0409000F" w:tentative="1">
+      <w:start w:val="1"/>
+      <w:numFmt w:val="decimal"/>
+      <w:lvlText w:val="%4."/>
+      <w:lvlJc w:val="left"/>
+      <w:pPr>
+        <w:ind w:left="2200" w:hanging="440"/>
+      </w:pPr>
+    </w:lvl>
+    <w:lvl w:ilvl="4" w:tplc="04090019" w:tentative="1">
+      <w:start w:val="1"/>
+      <w:numFmt w:val="upperLetter"/>
+      <w:lvlText w:val="%5."/>
+      <w:lvlJc w:val="left"/>
+      <w:pPr>
+        <w:ind w:left="2640" w:hanging="440"/>
+      </w:pPr>
+    </w:lvl>
+    <w:lvl w:ilvl="5" w:tplc="0409001B" w:tentative="1">
+      <w:start w:val="1"/>
+      <w:numFmt w:val="lowerRoman"/>
+      <w:lvlText w:val="%6."/>
+      <w:lvlJc w:val="right"/>
+      <w:pPr>
+        <w:ind w:left="3080" w:hanging="440"/>
+      </w:pPr>
+    </w:lvl>
+    <w:lvl w:ilvl="6" w:tplc="0409000F" w:tentative="1">
+      <w:start w:val="1"/>
+      <w:numFmt w:val="decimal"/>
+      <w:lvlText w:val="%7."/>
+      <w:lvlJc w:val="left"/>
+      <w:pPr>
+        <w:ind w:left="3520" w:hanging="440"/>
+      </w:pPr>
+    </w:lvl>
+    <w:lvl w:ilvl="7" w:tplc="04090019" w:tentative="1">
+      <w:start w:val="1"/>
+      <w:numFmt w:val="upperLetter"/>
+      <w:lvlText w:val="%8."/>
+      <w:lvlJc w:val="left"/>
+      <w:pPr>
+        <w:ind w:left="3960" w:hanging="440"/>
+      </w:pPr>
+    </w:lvl>
+    <w:lvl w:ilvl="8" w:tplc="0409001B" w:tentative="1">
+      <w:start w:val="1"/>
+      <w:numFmt w:val="lowerRoman"/>
+      <w:lvlText w:val="%9."/>
+      <w:lvlJc w:val="right"/>
+      <w:pPr>
+        <w:ind w:left="4400" w:hanging="440"/>
+      </w:pPr>
+    </w:lvl>
+  </w:abstractNum>
+  <w:abstractNum w:abstractNumId="9" w15:restartNumberingAfterBreak="0">
     <w:nsid w:val="665F2354"/>
     <w:multiLevelType w:val="multilevel"/>
     <w:tmpl w:val="2DD49488"/>
@@ -1118,7 +6433,120 @@
       </w:pPr>
     </w:lvl>
   </w:abstractNum>
-  <w:abstractNum w:abstractNumId="3" w15:restartNumberingAfterBreak="0">
+  <w:abstractNum w:abstractNumId="10" w15:restartNumberingAfterBreak="0">
+    <w:nsid w:val="6CBC2E1E"/>
+    <w:multiLevelType w:val="multilevel"/>
+    <w:tmpl w:val="FF80575E"/>
+    <w:lvl w:ilvl="0">
+      <w:start w:val="1"/>
+      <w:numFmt w:val="decimal"/>
+      <w:lvlText w:val="%1."/>
+      <w:lvlJc w:val="left"/>
+      <w:pPr>
+        <w:tabs>
+          <w:tab w:val="num" w:pos="720"/>
+        </w:tabs>
+        <w:ind w:left="720" w:hanging="360"/>
+      </w:pPr>
+    </w:lvl>
+    <w:lvl w:ilvl="1">
+      <w:start w:val="1"/>
+      <w:numFmt w:val="decimal"/>
+      <w:lvlText w:val="%2."/>
+      <w:lvlJc w:val="left"/>
+      <w:pPr>
+        <w:tabs>
+          <w:tab w:val="num" w:pos="1440"/>
+        </w:tabs>
+        <w:ind w:left="1440" w:hanging="360"/>
+      </w:pPr>
+    </w:lvl>
+    <w:lvl w:ilvl="2">
+      <w:start w:val="1"/>
+      <w:numFmt w:val="decimal"/>
+      <w:lvlText w:val="%3."/>
+      <w:lvlJc w:val="left"/>
+      <w:pPr>
+        <w:tabs>
+          <w:tab w:val="num" w:pos="2160"/>
+        </w:tabs>
+        <w:ind w:left="2160" w:hanging="360"/>
+      </w:pPr>
+    </w:lvl>
+    <w:lvl w:ilvl="3">
+      <w:start w:val="1"/>
+      <w:numFmt w:val="decimal"/>
+      <w:lvlText w:val="%4."/>
+      <w:lvlJc w:val="left"/>
+      <w:pPr>
+        <w:tabs>
+          <w:tab w:val="num" w:pos="2880"/>
+        </w:tabs>
+        <w:ind w:left="2880" w:hanging="360"/>
+      </w:pPr>
+    </w:lvl>
+    <w:lvl w:ilvl="4" w:tentative="1">
+      <w:start w:val="1"/>
+      <w:numFmt w:val="decimal"/>
+      <w:lvlText w:val="%5."/>
+      <w:lvlJc w:val="left"/>
+      <w:pPr>
+        <w:tabs>
+          <w:tab w:val="num" w:pos="3600"/>
+        </w:tabs>
+        <w:ind w:left="3600" w:hanging="360"/>
+      </w:pPr>
+    </w:lvl>
+    <w:lvl w:ilvl="5" w:tentative="1">
+      <w:start w:val="1"/>
+      <w:numFmt w:val="decimal"/>
+      <w:lvlText w:val="%6."/>
+      <w:lvlJc w:val="left"/>
+      <w:pPr>
+        <w:tabs>
+          <w:tab w:val="num" w:pos="4320"/>
+        </w:tabs>
+        <w:ind w:left="4320" w:hanging="360"/>
+      </w:pPr>
+    </w:lvl>
+    <w:lvl w:ilvl="6" w:tentative="1">
+      <w:start w:val="1"/>
+      <w:numFmt w:val="decimal"/>
+      <w:lvlText w:val="%7."/>
+      <w:lvlJc w:val="left"/>
+      <w:pPr>
+        <w:tabs>
+          <w:tab w:val="num" w:pos="5040"/>
+        </w:tabs>
+        <w:ind w:left="5040" w:hanging="360"/>
+      </w:pPr>
+    </w:lvl>
+    <w:lvl w:ilvl="7" w:tentative="1">
+      <w:start w:val="1"/>
+      <w:numFmt w:val="decimal"/>
+      <w:lvlText w:val="%8."/>
+      <w:lvlJc w:val="left"/>
+      <w:pPr>
+        <w:tabs>
+          <w:tab w:val="num" w:pos="5760"/>
+        </w:tabs>
+        <w:ind w:left="5760" w:hanging="360"/>
+      </w:pPr>
+    </w:lvl>
+    <w:lvl w:ilvl="8" w:tentative="1">
+      <w:start w:val="1"/>
+      <w:numFmt w:val="decimal"/>
+      <w:lvlText w:val="%9."/>
+      <w:lvlJc w:val="left"/>
+      <w:pPr>
+        <w:tabs>
+          <w:tab w:val="num" w:pos="6480"/>
+        </w:tabs>
+        <w:ind w:left="6480" w:hanging="360"/>
+      </w:pPr>
+    </w:lvl>
+  </w:abstractNum>
+  <w:abstractNum w:abstractNumId="11" w15:restartNumberingAfterBreak="0">
     <w:nsid w:val="6D1D445C"/>
     <w:multiLevelType w:val="hybridMultilevel"/>
     <w:tmpl w:val="BAECA624"/>
@@ -1207,7 +6635,209 @@
       </w:pPr>
     </w:lvl>
   </w:abstractNum>
-  <w:abstractNum w:abstractNumId="4" w15:restartNumberingAfterBreak="0">
+  <w:abstractNum w:abstractNumId="12" w15:restartNumberingAfterBreak="0">
+    <w:nsid w:val="74257F20"/>
+    <w:multiLevelType w:val="hybridMultilevel"/>
+    <w:tmpl w:val="3430625C"/>
+    <w:lvl w:ilvl="0" w:tplc="FFFFFFFF">
+      <w:start w:val="1"/>
+      <w:numFmt w:val="decimal"/>
+      <w:lvlText w:val="%1."/>
+      <w:lvlJc w:val="left"/>
+      <w:pPr>
+        <w:ind w:left="800" w:hanging="360"/>
+      </w:pPr>
+      <w:rPr>
+        <w:rFonts w:hint="default"/>
+      </w:rPr>
+    </w:lvl>
+    <w:lvl w:ilvl="1" w:tplc="FFFFFFFF" w:tentative="1">
+      <w:start w:val="1"/>
+      <w:numFmt w:val="upperLetter"/>
+      <w:lvlText w:val="%2."/>
+      <w:lvlJc w:val="left"/>
+      <w:pPr>
+        <w:ind w:left="1320" w:hanging="440"/>
+      </w:pPr>
+    </w:lvl>
+    <w:lvl w:ilvl="2" w:tplc="FFFFFFFF" w:tentative="1">
+      <w:start w:val="1"/>
+      <w:numFmt w:val="lowerRoman"/>
+      <w:lvlText w:val="%3."/>
+      <w:lvlJc w:val="right"/>
+      <w:pPr>
+        <w:ind w:left="1760" w:hanging="440"/>
+      </w:pPr>
+    </w:lvl>
+    <w:lvl w:ilvl="3" w:tplc="FFFFFFFF" w:tentative="1">
+      <w:start w:val="1"/>
+      <w:numFmt w:val="decimal"/>
+      <w:lvlText w:val="%4."/>
+      <w:lvlJc w:val="left"/>
+      <w:pPr>
+        <w:ind w:left="2200" w:hanging="440"/>
+      </w:pPr>
+    </w:lvl>
+    <w:lvl w:ilvl="4" w:tplc="FFFFFFFF" w:tentative="1">
+      <w:start w:val="1"/>
+      <w:numFmt w:val="upperLetter"/>
+      <w:lvlText w:val="%5."/>
+      <w:lvlJc w:val="left"/>
+      <w:pPr>
+        <w:ind w:left="2640" w:hanging="440"/>
+      </w:pPr>
+    </w:lvl>
+    <w:lvl w:ilvl="5" w:tplc="FFFFFFFF" w:tentative="1">
+      <w:start w:val="1"/>
+      <w:numFmt w:val="lowerRoman"/>
+      <w:lvlText w:val="%6."/>
+      <w:lvlJc w:val="right"/>
+      <w:pPr>
+        <w:ind w:left="3080" w:hanging="440"/>
+      </w:pPr>
+    </w:lvl>
+    <w:lvl w:ilvl="6" w:tplc="FFFFFFFF" w:tentative="1">
+      <w:start w:val="1"/>
+      <w:numFmt w:val="decimal"/>
+      <w:lvlText w:val="%7."/>
+      <w:lvlJc w:val="left"/>
+      <w:pPr>
+        <w:ind w:left="3520" w:hanging="440"/>
+      </w:pPr>
+    </w:lvl>
+    <w:lvl w:ilvl="7" w:tplc="FFFFFFFF" w:tentative="1">
+      <w:start w:val="1"/>
+      <w:numFmt w:val="upperLetter"/>
+      <w:lvlText w:val="%8."/>
+      <w:lvlJc w:val="left"/>
+      <w:pPr>
+        <w:ind w:left="3960" w:hanging="440"/>
+      </w:pPr>
+    </w:lvl>
+    <w:lvl w:ilvl="8" w:tplc="FFFFFFFF" w:tentative="1">
+      <w:start w:val="1"/>
+      <w:numFmt w:val="lowerRoman"/>
+      <w:lvlText w:val="%9."/>
+      <w:lvlJc w:val="right"/>
+      <w:pPr>
+        <w:ind w:left="4400" w:hanging="440"/>
+      </w:pPr>
+    </w:lvl>
+  </w:abstractNum>
+  <w:abstractNum w:abstractNumId="13" w15:restartNumberingAfterBreak="0">
+    <w:nsid w:val="77AA12EF"/>
+    <w:multiLevelType w:val="multilevel"/>
+    <w:tmpl w:val="3C645834"/>
+    <w:lvl w:ilvl="0">
+      <w:start w:val="1"/>
+      <w:numFmt w:val="decimal"/>
+      <w:lvlText w:val="%1."/>
+      <w:lvlJc w:val="left"/>
+      <w:pPr>
+        <w:tabs>
+          <w:tab w:val="num" w:pos="720"/>
+        </w:tabs>
+        <w:ind w:left="720" w:hanging="360"/>
+      </w:pPr>
+    </w:lvl>
+    <w:lvl w:ilvl="1">
+      <w:start w:val="1"/>
+      <w:numFmt w:val="decimal"/>
+      <w:lvlText w:val="%2."/>
+      <w:lvlJc w:val="left"/>
+      <w:pPr>
+        <w:tabs>
+          <w:tab w:val="num" w:pos="1440"/>
+        </w:tabs>
+        <w:ind w:left="1440" w:hanging="360"/>
+      </w:pPr>
+    </w:lvl>
+    <w:lvl w:ilvl="2">
+      <w:start w:val="1"/>
+      <w:numFmt w:val="decimal"/>
+      <w:lvlText w:val="%3."/>
+      <w:lvlJc w:val="left"/>
+      <w:pPr>
+        <w:tabs>
+          <w:tab w:val="num" w:pos="2160"/>
+        </w:tabs>
+        <w:ind w:left="2160" w:hanging="360"/>
+      </w:pPr>
+    </w:lvl>
+    <w:lvl w:ilvl="3">
+      <w:start w:val="1"/>
+      <w:numFmt w:val="decimal"/>
+      <w:lvlText w:val="%4."/>
+      <w:lvlJc w:val="left"/>
+      <w:pPr>
+        <w:tabs>
+          <w:tab w:val="num" w:pos="2880"/>
+        </w:tabs>
+        <w:ind w:left="2880" w:hanging="360"/>
+      </w:pPr>
+    </w:lvl>
+    <w:lvl w:ilvl="4" w:tentative="1">
+      <w:start w:val="1"/>
+      <w:numFmt w:val="decimal"/>
+      <w:lvlText w:val="%5."/>
+      <w:lvlJc w:val="left"/>
+      <w:pPr>
+        <w:tabs>
+          <w:tab w:val="num" w:pos="3600"/>
+        </w:tabs>
+        <w:ind w:left="3600" w:hanging="360"/>
+      </w:pPr>
+    </w:lvl>
+    <w:lvl w:ilvl="5" w:tentative="1">
+      <w:start w:val="1"/>
+      <w:numFmt w:val="decimal"/>
+      <w:lvlText w:val="%6."/>
+      <w:lvlJc w:val="left"/>
+      <w:pPr>
+        <w:tabs>
+          <w:tab w:val="num" w:pos="4320"/>
+        </w:tabs>
+        <w:ind w:left="4320" w:hanging="360"/>
+      </w:pPr>
+    </w:lvl>
+    <w:lvl w:ilvl="6" w:tentative="1">
+      <w:start w:val="1"/>
+      <w:numFmt w:val="decimal"/>
+      <w:lvlText w:val="%7."/>
+      <w:lvlJc w:val="left"/>
+      <w:pPr>
+        <w:tabs>
+          <w:tab w:val="num" w:pos="5040"/>
+        </w:tabs>
+        <w:ind w:left="5040" w:hanging="360"/>
+      </w:pPr>
+    </w:lvl>
+    <w:lvl w:ilvl="7" w:tentative="1">
+      <w:start w:val="1"/>
+      <w:numFmt w:val="decimal"/>
+      <w:lvlText w:val="%8."/>
+      <w:lvlJc w:val="left"/>
+      <w:pPr>
+        <w:tabs>
+          <w:tab w:val="num" w:pos="5760"/>
+        </w:tabs>
+        <w:ind w:left="5760" w:hanging="360"/>
+      </w:pPr>
+    </w:lvl>
+    <w:lvl w:ilvl="8" w:tentative="1">
+      <w:start w:val="1"/>
+      <w:numFmt w:val="decimal"/>
+      <w:lvlText w:val="%9."/>
+      <w:lvlJc w:val="left"/>
+      <w:pPr>
+        <w:tabs>
+          <w:tab w:val="num" w:pos="6480"/>
+        </w:tabs>
+        <w:ind w:left="6480" w:hanging="360"/>
+      </w:pPr>
+    </w:lvl>
+  </w:abstractNum>
+  <w:abstractNum w:abstractNumId="14" w15:restartNumberingAfterBreak="0">
     <w:nsid w:val="784002C3"/>
     <w:multiLevelType w:val="multilevel"/>
     <w:tmpl w:val="511065F2"/>
@@ -1320,7 +6950,7 @@
       </w:pPr>
     </w:lvl>
   </w:abstractNum>
-  <w:abstractNum w:abstractNumId="5" w15:restartNumberingAfterBreak="0">
+  <w:abstractNum w:abstractNumId="15" w15:restartNumberingAfterBreak="0">
     <w:nsid w:val="7DF873F7"/>
     <w:multiLevelType w:val="multilevel"/>
     <w:tmpl w:val="41C6A66E"/>
@@ -1434,16 +7064,16 @@
     </w:lvl>
   </w:abstractNum>
   <w:num w:numId="1" w16cid:durableId="657854212">
-    <w:abstractNumId w:val="4"/>
+    <w:abstractNumId w:val="14"/>
   </w:num>
   <w:num w:numId="2" w16cid:durableId="444229845">
-    <w:abstractNumId w:val="5"/>
+    <w:abstractNumId w:val="15"/>
   </w:num>
   <w:num w:numId="3" w16cid:durableId="2144106161">
-    <w:abstractNumId w:val="2"/>
+    <w:abstractNumId w:val="9"/>
   </w:num>
   <w:num w:numId="4" w16cid:durableId="19136886">
-    <w:abstractNumId w:val="2"/>
+    <w:abstractNumId w:val="9"/>
     <w:lvlOverride w:ilvl="1">
       <w:lvl w:ilvl="1">
         <w:numFmt w:val="bullet"/>
@@ -1463,7 +7093,7 @@
     </w:lvlOverride>
   </w:num>
   <w:num w:numId="5" w16cid:durableId="1801997696">
-    <w:abstractNumId w:val="2"/>
+    <w:abstractNumId w:val="9"/>
     <w:lvlOverride w:ilvl="1">
       <w:lvl w:ilvl="1">
         <w:numFmt w:val="bullet"/>
@@ -1483,13 +7113,43 @@
     </w:lvlOverride>
   </w:num>
   <w:num w:numId="6" w16cid:durableId="610090970">
+    <w:abstractNumId w:val="6"/>
+  </w:num>
+  <w:num w:numId="7" w16cid:durableId="404767729">
+    <w:abstractNumId w:val="3"/>
+  </w:num>
+  <w:num w:numId="8" w16cid:durableId="1968584602">
+    <w:abstractNumId w:val="11"/>
+  </w:num>
+  <w:num w:numId="9" w16cid:durableId="135225133">
+    <w:abstractNumId w:val="5"/>
+  </w:num>
+  <w:num w:numId="10" w16cid:durableId="1145245225">
     <w:abstractNumId w:val="1"/>
   </w:num>
-  <w:num w:numId="7" w16cid:durableId="404767729">
+  <w:num w:numId="11" w16cid:durableId="500892177">
+    <w:abstractNumId w:val="13"/>
+  </w:num>
+  <w:num w:numId="12" w16cid:durableId="1155340912">
     <w:abstractNumId w:val="0"/>
   </w:num>
-  <w:num w:numId="8" w16cid:durableId="1968584602">
-    <w:abstractNumId w:val="3"/>
+  <w:num w:numId="13" w16cid:durableId="1630669816">
+    <w:abstractNumId w:val="7"/>
+  </w:num>
+  <w:num w:numId="14" w16cid:durableId="316108118">
+    <w:abstractNumId w:val="10"/>
+  </w:num>
+  <w:num w:numId="15" w16cid:durableId="1333339776">
+    <w:abstractNumId w:val="2"/>
+  </w:num>
+  <w:num w:numId="16" w16cid:durableId="1809081805">
+    <w:abstractNumId w:val="8"/>
+  </w:num>
+  <w:num w:numId="17" w16cid:durableId="935744595">
+    <w:abstractNumId w:val="12"/>
+  </w:num>
+  <w:num w:numId="18" w16cid:durableId="352655598">
+    <w:abstractNumId w:val="4"/>
   </w:num>
 </w:numbering>
 </file>
@@ -1798,7 +7458,6 @@
   <w:style w:type="character" w:default="1" w:styleId="a0">
     <w:name w:val="Default Paragraph Font"/>
     <w:uiPriority w:val="1"/>
-    <w:semiHidden/>
     <w:unhideWhenUsed/>
   </w:style>
   <w:style w:type="table" w:default="1" w:styleId="a1">
